--- a/Time to Fixation Experiments/Conclusion.docx
+++ b/Time to Fixation Experiments/Conclusion.docx
@@ -3,6 +3,8 @@
 <w:document xmlns:wpc="http://schemas.microsoft.com/office/word/2010/wordprocessingCanvas" xmlns:cx="http://schemas.microsoft.com/office/drawing/2014/chartex" xmlns:cx1="http://schemas.microsoft.com/office/drawing/2015/9/8/chartex" xmlns:cx2="http://schemas.microsoft.com/office/drawing/2015/10/21/chartex" xmlns:cx3="http://schemas.microsoft.com/office/drawing/2016/5/9/chartex" xmlns:cx4="http://schemas.microsoft.com/office/drawing/2016/5/10/chartex" xmlns:cx5="http://schemas.microsoft.com/office/drawing/2016/5/11/chartex" xmlns:cx6="http://schemas.microsoft.com/office/drawing/2016/5/12/chartex" xmlns:cx7="http://schemas.microsoft.com/office/drawing/2016/5/13/chartex" xmlns:cx8="http://schemas.microsoft.com/office/drawing/2016/5/14/chartex" xmlns:mc="http://schemas.openxmlformats.org/markup-compatibility/2006" xmlns:aink="http://schemas.microsoft.com/office/drawing/2016/ink" xmlns:am3d="http://schemas.microsoft.com/office/drawing/2017/model3d" xmlns:o="urn:schemas-microsoft-com:office:office" xmlns:oel="http://schemas.microsoft.com/office/2019/extlst" xmlns:r="http://schemas.openxmlformats.org/officeDocument/2006/relationships" xmlns:m="http://schemas.openxmlformats.org/officeDocument/2006/math" xmlns:v="urn:schemas-microsoft-com:vml" xmlns:wp14="http://schemas.microsoft.com/office/word/2010/wordprocessingDrawing" xmlns:wp="http://schemas.openxmlformats.org/drawingml/2006/wordprocessingDrawing" xmlns:w10="urn:schemas-microsoft-com:office:word" xmlns:w="http://schemas.openxmlformats.org/wordprocessingml/2006/main" xmlns:w14="http://schemas.microsoft.com/office/word/2010/wordml" xmlns:w15="http://schemas.microsoft.com/office/word/2012/wordml" xmlns:w16cex="http://schemas.microsoft.com/office/word/2018/wordml/cex" xmlns:w16cid="http://schemas.microsoft.com/office/word/2016/wordml/cid" xmlns:w16="http://schemas.microsoft.com/office/word/2018/wordml" xmlns:w16du="http://schemas.microsoft.com/office/word/2023/wordml/word16du" xmlns:w16sdtdh="http://schemas.microsoft.com/office/word/2020/wordml/sdtdatahash" xmlns:w16se="http://schemas.microsoft.com/office/word/2015/wordml/symex" xmlns:wpg="http://schemas.microsoft.com/office/word/2010/wordprocessingGroup" xmlns:wpi="http://schemas.microsoft.com/office/word/2010/wordprocessingInk" xmlns:wne="http://schemas.microsoft.com/office/word/2006/wordml" xmlns:wps="http://schemas.microsoft.com/office/word/2010/wordprocessingShape" mc:Ignorable="w14 w15 w16se w16cid w16 w16cex w16sdtdh w16du wp14">
   <w:body>
     <w:p>
+      <w:bookmarkStart w:id="0" w:name="_Hlk170921313"/>
+      <w:bookmarkEnd w:id="0"/>
       <w:r>
         <w:rPr>
           <w:b/>
@@ -13,10 +15,23 @@
     </w:p>
     <w:p>
       <w:r>
-        <w:t>In this analysis “Normal Equation” is the model with both conjugation and R_a</w:t>
-      </w:r>
-      <w:r>
-        <w:t>, (R_a being the response function to slow down run speed in antibiotic).</w:t>
+        <w:t xml:space="preserve">In this analysis “Normal Equation” is the model with both conjugation and </w:t>
+      </w:r>
+      <w:proofErr w:type="spellStart"/>
+      <w:r>
+        <w:t>R_a</w:t>
+      </w:r>
+      <w:proofErr w:type="spellEnd"/>
+      <w:r>
+        <w:t>, (</w:t>
+      </w:r>
+      <w:proofErr w:type="spellStart"/>
+      <w:r>
+        <w:t>R_a</w:t>
+      </w:r>
+      <w:proofErr w:type="spellEnd"/>
+      <w:r>
+        <w:t xml:space="preserve"> being the response function to slow down run speed in antibiotic).</w:t>
       </w:r>
       <w:r>
         <w:t xml:space="preserve">  </w:t>
@@ -46,7 +61,15 @@
         <w:t xml:space="preserve">compared </w:t>
       </w:r>
       <w:r>
-        <w:t>to the groups without R_a, both with and without Conjugation (</w:t>
+        <w:t xml:space="preserve">to the groups without </w:t>
+      </w:r>
+      <w:proofErr w:type="spellStart"/>
+      <w:r>
+        <w:t>R_a</w:t>
+      </w:r>
+      <w:proofErr w:type="spellEnd"/>
+      <w:r>
+        <w:t>, both with and without Conjugation (</w:t>
       </w:r>
       <w:r>
         <w:t xml:space="preserve">E.S. </w:t>
@@ -70,7 +93,15 @@
         <w:t>N</w:t>
       </w:r>
       <w:r>
-        <w:t>o Conj Effect Size = -1.543)</w:t>
+        <w:t xml:space="preserve">o </w:t>
+      </w:r>
+      <w:proofErr w:type="spellStart"/>
+      <w:r>
+        <w:t>Conj</w:t>
+      </w:r>
+      <w:proofErr w:type="spellEnd"/>
+      <w:r>
+        <w:t xml:space="preserve"> Effect Size = -1.543)</w:t>
       </w:r>
       <w:r>
         <w:t>, (p = 0.123)</w:t>
@@ -85,10 +116,26 @@
         <w:t xml:space="preserve">The significant p-values and medians for comparisons involving </w:t>
       </w:r>
       <w:r>
-        <w:t xml:space="preserve">the change in R_a </w:t>
-      </w:r>
-      <w:r>
-        <w:t>highlight the dominant impact of the R_a variable</w:t>
+        <w:t xml:space="preserve">the change in </w:t>
+      </w:r>
+      <w:proofErr w:type="spellStart"/>
+      <w:r>
+        <w:t>R_a</w:t>
+      </w:r>
+      <w:proofErr w:type="spellEnd"/>
+      <w:r>
+        <w:t xml:space="preserve"> </w:t>
+      </w:r>
+      <w:r>
+        <w:t xml:space="preserve">highlight the dominant impact of the </w:t>
+      </w:r>
+      <w:proofErr w:type="spellStart"/>
+      <w:r>
+        <w:t>R_a</w:t>
+      </w:r>
+      <w:proofErr w:type="spellEnd"/>
+      <w:r>
+        <w:t xml:space="preserve"> variable</w:t>
       </w:r>
       <w:r>
         <w:t>, while</w:t>
@@ -100,7 +147,47 @@
         <w:t>t</w:t>
       </w:r>
       <w:r>
-        <w:t xml:space="preserve">he p-values between "Normal Equation" vs "No Conj" (p=0.123) and "No R_a with Conj" vs "No R_a No Conj" (p=0.562) support that the conjugation equation provides a </w:t>
+        <w:t xml:space="preserve">he p-values between "Normal Equation" vs "No </w:t>
+      </w:r>
+      <w:proofErr w:type="spellStart"/>
+      <w:r>
+        <w:t>Conj</w:t>
+      </w:r>
+      <w:proofErr w:type="spellEnd"/>
+      <w:r>
+        <w:t xml:space="preserve">" (p=0.123) and "No </w:t>
+      </w:r>
+      <w:proofErr w:type="spellStart"/>
+      <w:r>
+        <w:t>R_a</w:t>
+      </w:r>
+      <w:proofErr w:type="spellEnd"/>
+      <w:r>
+        <w:t xml:space="preserve"> with </w:t>
+      </w:r>
+      <w:proofErr w:type="spellStart"/>
+      <w:r>
+        <w:t>Conj</w:t>
+      </w:r>
+      <w:proofErr w:type="spellEnd"/>
+      <w:r>
+        <w:t xml:space="preserve">" vs "No </w:t>
+      </w:r>
+      <w:proofErr w:type="spellStart"/>
+      <w:r>
+        <w:t>R_a</w:t>
+      </w:r>
+      <w:proofErr w:type="spellEnd"/>
+      <w:r>
+        <w:t xml:space="preserve"> No </w:t>
+      </w:r>
+      <w:proofErr w:type="spellStart"/>
+      <w:r>
+        <w:t>Conj</w:t>
+      </w:r>
+      <w:proofErr w:type="spellEnd"/>
+      <w:r>
+        <w:t xml:space="preserve">" (p=0.562) support that the conjugation equation provides a </w:t>
       </w:r>
       <w:r>
         <w:t>non statistically significant time difference for fixation</w:t>
@@ -111,7 +198,15 @@
     </w:p>
     <w:p>
       <w:r>
-        <w:t>The analysis supports the hypothesis that R_a is the dominant factor</w:t>
+        <w:t xml:space="preserve">The analysis supports the hypothesis that </w:t>
+      </w:r>
+      <w:proofErr w:type="spellStart"/>
+      <w:r>
+        <w:t>R_a</w:t>
+      </w:r>
+      <w:proofErr w:type="spellEnd"/>
+      <w:r>
+        <w:t xml:space="preserve"> is the dominant factor</w:t>
       </w:r>
       <w:r>
         <w:t xml:space="preserve"> and has </w:t>
@@ -138,7 +233,39 @@
         <w:t xml:space="preserve">  </w:t>
       </w:r>
       <w:r>
-        <w:t>Even with the skew, the 75th percentile for the Normal Distribution is still lower than 'No R_a No Conj' and 'No R_a No Conj' (6807.5</w:t>
+        <w:t xml:space="preserve">Even with the skew, the 75th percentile for the Normal Distribution is still lower than 'No </w:t>
+      </w:r>
+      <w:proofErr w:type="spellStart"/>
+      <w:r>
+        <w:t>R_a</w:t>
+      </w:r>
+      <w:proofErr w:type="spellEnd"/>
+      <w:r>
+        <w:t xml:space="preserve"> No </w:t>
+      </w:r>
+      <w:proofErr w:type="spellStart"/>
+      <w:r>
+        <w:t>Conj</w:t>
+      </w:r>
+      <w:proofErr w:type="spellEnd"/>
+      <w:r>
+        <w:t xml:space="preserve">' and 'No </w:t>
+      </w:r>
+      <w:proofErr w:type="spellStart"/>
+      <w:r>
+        <w:t>R_a</w:t>
+      </w:r>
+      <w:proofErr w:type="spellEnd"/>
+      <w:r>
+        <w:t xml:space="preserve"> No </w:t>
+      </w:r>
+      <w:proofErr w:type="spellStart"/>
+      <w:r>
+        <w:t>Conj</w:t>
+      </w:r>
+      <w:proofErr w:type="spellEnd"/>
+      <w:r>
+        <w:t>' (6807.5</w:t>
       </w:r>
       <w:r>
         <w:t xml:space="preserve"> s</w:t>
@@ -209,6 +336,9 @@
     </w:p>
     <w:p>
       <w:r>
+        <w:rPr>
+          <w:noProof/>
+        </w:rPr>
         <w:drawing>
           <wp:inline distT="0" distB="0" distL="0" distR="0" wp14:anchorId="6C2791CA" wp14:editId="5656D02E">
             <wp:extent cx="5943600" cy="3601720"/>
@@ -253,7 +383,15 @@
     </w:p>
     <w:p>
       <w:r>
-        <w:t xml:space="preserve">However, if the conjugation equation is combined with R_a, it </w:t>
+        <w:t xml:space="preserve">However, if the conjugation equation is combined with </w:t>
+      </w:r>
+      <w:proofErr w:type="spellStart"/>
+      <w:r>
+        <w:t>R_a</w:t>
+      </w:r>
+      <w:proofErr w:type="spellEnd"/>
+      <w:r>
+        <w:t xml:space="preserve">, it </w:t>
       </w:r>
       <w:r>
         <w:t>may</w:t>
@@ -290,7 +428,15 @@
       </w:r>
       <w:r>
         <w:lastRenderedPageBreak/>
-        <w:t xml:space="preserve">between R_a and conjugation. An interaction </w:t>
+        <w:t xml:space="preserve">between </w:t>
+      </w:r>
+      <w:proofErr w:type="spellStart"/>
+      <w:r>
+        <w:t>R_a</w:t>
+      </w:r>
+      <w:proofErr w:type="spellEnd"/>
+      <w:r>
+        <w:t xml:space="preserve"> and conjugation. An interaction </w:t>
       </w:r>
       <w:r>
         <w:t>of</w:t>
@@ -302,7 +448,15 @@
         <w:t>s</w:t>
       </w:r>
       <w:r>
-        <w:t xml:space="preserve"> suggests that the combined presence of Conjugation and R_a​ reduces the time to fixation. The p-value of 0.071 indicates that the observed interaction effect </w:t>
+        <w:t xml:space="preserve"> suggests that the combined presence of Conjugation and </w:t>
+      </w:r>
+      <w:proofErr w:type="spellStart"/>
+      <w:r>
+        <w:t>R_a</w:t>
+      </w:r>
+      <w:proofErr w:type="spellEnd"/>
+      <w:r>
+        <w:t xml:space="preserve">​ reduces the time to fixation. The p-value of 0.071 indicates that the observed interaction effect </w:t>
       </w:r>
       <w:r>
         <w:t>was</w:t>
@@ -328,8 +482,164 @@
     </w:p>
     <w:p>
       <w:r>
+        <w:br w:type="page"/>
+      </w:r>
+    </w:p>
+    <w:p>
+      <w:r>
+        <w:lastRenderedPageBreak/>
+        <w:t>The relationship was investigated further using regression analysis</w:t>
+      </w:r>
+      <w:r>
+        <w:t xml:space="preserve">.  The first model analyzed </w:t>
+      </w:r>
+      <w:proofErr w:type="spellStart"/>
+      <w:r>
+        <w:t>R_a</w:t>
+      </w:r>
+      <w:proofErr w:type="spellEnd"/>
+      <w:r>
+        <w:t xml:space="preserve"> and Conjugation against </w:t>
+      </w:r>
+      <w:proofErr w:type="gramStart"/>
+      <w:r>
+        <w:t>log(</w:t>
+      </w:r>
+      <w:proofErr w:type="gramEnd"/>
+      <w:r>
+        <w:t xml:space="preserve">Time).  It confirmed that </w:t>
+      </w:r>
+      <w:proofErr w:type="spellStart"/>
+      <w:r>
+        <w:t>R_</w:t>
+      </w:r>
+      <w:proofErr w:type="gramStart"/>
+      <w:r>
+        <w:t>a</w:t>
+      </w:r>
+      <w:proofErr w:type="spellEnd"/>
+      <w:proofErr w:type="gramEnd"/>
+      <w:r>
+        <w:t xml:space="preserve"> alone has a statistically significant impact on reducing </w:t>
+      </w:r>
+      <w:r>
+        <w:t xml:space="preserve">time </w:t>
+      </w:r>
+      <m:oMath>
+        <m:r>
+          <w:rPr>
+            <w:rFonts w:ascii="Cambria Math" w:hAnsi="Cambria Math"/>
+          </w:rPr>
+          <m:t>β=-0.1405 (p=0.008)</m:t>
+        </m:r>
+      </m:oMath>
+      <w:r>
+        <w:t>, supporting the hypothesis that R_a is a dominant factor</w:t>
+      </w:r>
+      <w:r>
+        <w:t xml:space="preserve">, while conjugation had no statistically significant impact, </w:t>
+      </w:r>
+      <m:oMath>
+        <m:r>
+          <w:rPr>
+            <w:rFonts w:ascii="Cambria Math" w:hAnsi="Cambria Math"/>
+          </w:rPr>
+          <m:t>β=-0.0435 (p=0.412)</m:t>
+        </m:r>
+      </m:oMath>
+      <w:r>
+        <w:rPr>
+          <w:rFonts w:eastAsiaTheme="minorEastAsia"/>
+        </w:rPr>
+        <w:t>.  A second model was created to investigate the combined effect of conjugation and R_a, (“</w:t>
+      </w:r>
+      <w:proofErr w:type="spellStart"/>
+      <w:r>
+        <w:rPr>
+          <w:rFonts w:eastAsiaTheme="minorEastAsia"/>
+        </w:rPr>
+        <w:t>R_a_Conj</w:t>
+      </w:r>
+      <w:proofErr w:type="spellEnd"/>
+      <w:r>
+        <w:rPr>
+          <w:rFonts w:eastAsiaTheme="minorEastAsia"/>
+        </w:rPr>
+        <w:t xml:space="preserve">”).  The interaction had a greater impact on significantly reducing time, </w:t>
+      </w:r>
+      <m:oMath>
+        <m:r>
+          <w:rPr>
+            <w:rFonts w:ascii="Cambria Math" w:hAnsi="Cambria Math"/>
+          </w:rPr>
+          <m:t>β=-0.1623 (p=0.008)</m:t>
+        </m:r>
+      </m:oMath>
+      <w:r>
+        <w:t>,</w:t>
+      </w:r>
+      <w:r>
+        <w:t xml:space="preserve"> and presents </w:t>
+      </w:r>
+      <w:r>
+        <w:t>evidence that</w:t>
+      </w:r>
+      <w:r>
+        <w:t xml:space="preserve"> the </w:t>
+      </w:r>
+      <w:r>
+        <w:t>synergistic</w:t>
+      </w:r>
+      <w:r>
+        <w:t xml:space="preserve"> relationship provides </w:t>
+      </w:r>
+      <w:r>
+        <w:t>statistically significant</w:t>
+      </w:r>
+      <w:r>
+        <w:t xml:space="preserve"> advantage for reducing time to fix into a population.</w:t>
+      </w:r>
+      <w:r>
+        <w:t xml:space="preserve">  The model was a better fit than the first, but R-squared was relatively low only accounted for 1.8% of the variability.</w:t>
+      </w:r>
+      <w:r>
+        <w:t xml:space="preserve">  </w:t>
+      </w:r>
+      <w:r>
+        <w:t xml:space="preserve">The permutation test </w:t>
+      </w:r>
+      <w:r>
+        <w:t>provides</w:t>
+      </w:r>
+      <w:r>
+        <w:t xml:space="preserve"> a practical decrease in time to fixation </w:t>
+      </w:r>
+      <w:r>
+        <w:t>of around</w:t>
+      </w:r>
+      <w:r>
+        <w:t xml:space="preserve"> -</w:t>
+      </w:r>
+      <w:r>
+        <w:t xml:space="preserve">1053s.  </w:t>
+      </w:r>
+      <w:r>
+        <w:t>T</w:t>
+      </w:r>
+      <w:r>
+        <w:t xml:space="preserve">his </w:t>
+      </w:r>
+      <w:r>
+        <w:t xml:space="preserve">synergistic relationship could be explored further for optimizing bacterial fixation strategies with a more advanced conjugation and plasmid model.  </w:t>
+      </w:r>
+    </w:p>
+    <w:p>
+      <w:r>
+        <w:rPr>
+          <w:noProof/>
+        </w:rPr>
         <w:drawing>
-          <wp:inline distT="0" distB="0" distL="0" distR="0" wp14:anchorId="0D0BD0A1" wp14:editId="194F653E">
+          <wp:inline distT="0" distB="0" distL="0" distR="0" wp14:anchorId="4F7A610D" wp14:editId="24EA103B">
             <wp:extent cx="5524500" cy="4314825"/>
             <wp:effectExtent l="0" t="0" r="0" b="9525"/>
             <wp:docPr id="479222286" name="Picture 1"/>
@@ -372,112 +682,74 @@
     </w:p>
     <w:p>
       <w:r>
-        <w:t>The relationship was investigated further using regression analysis</w:t>
-      </w:r>
-      <w:r>
-        <w:t xml:space="preserve">.  The first model analyzed R_a and Conjugation against log(Time).  It confirmed that </w:t>
-      </w:r>
-      <w:r>
-        <w:t xml:space="preserve">R_a alone has a statistically significant impact on reducing </w:t>
-      </w:r>
-      <w:r>
-        <w:t xml:space="preserve">time </w:t>
+        <w:br w:type="page"/>
+      </w:r>
+    </w:p>
+    <w:p>
+      <w:r>
+        <w:lastRenderedPageBreak/>
+        <w:t xml:space="preserve">The next variable measured to analyze time to fixation was chemotaxis, whereby the model with “Chemotaxis” was compared to a model with just random diffusion, (“Diffusion”).  A </w:t>
+      </w:r>
+      <w:r>
+        <w:t>Mann-Whitney U</w:t>
+      </w:r>
+      <w:r>
+        <w:t xml:space="preserve"> test on the skewed time distributions </w:t>
+      </w:r>
+      <w:r>
+        <w:t>showed a statistically significant difference between the two distributions, with the median of Chemotaxis and Diffusion being 21377.0s and 25591.5s, (p &lt; 0.0001).  Regression analysis of chemotaxis on log(time) shows a significant coefficient</w:t>
+      </w:r>
+      <w:r>
+        <w:t xml:space="preserve"> to reduce time to fixation</w:t>
+      </w:r>
+      <w:r>
+        <w:t xml:space="preserve">, </w:t>
       </w:r>
       <m:oMath>
         <m:r>
           <w:rPr>
             <w:rFonts w:ascii="Cambria Math" w:hAnsi="Cambria Math"/>
           </w:rPr>
-          <m:t>β=-0.1405 (p=0.008)</m:t>
-        </m:r>
-      </m:oMath>
-      <w:r>
-        <w:t>, supporting the hypothesis that R_a is a dominant factor</w:t>
-      </w:r>
-      <w:r>
-        <w:t xml:space="preserve">, while conjugation had no statistically significant impact, </w:t>
-      </w:r>
-      <m:oMath>
-        <m:r>
-          <w:rPr>
-            <w:rFonts w:ascii="Cambria Math" w:hAnsi="Cambria Math"/>
-          </w:rPr>
-          <m:t>β=-0.0435 (p=0.412)</m:t>
+          <m:t>β=-0.1554 (p&lt;0.0001)</m:t>
         </m:r>
       </m:oMath>
       <w:r>
         <w:rPr>
           <w:rFonts w:eastAsiaTheme="minorEastAsia"/>
         </w:rPr>
-        <w:t>.  A second model was created to investigate the combined effect of conjugation and R_a, (“</w:t>
-      </w:r>
+        <w:t xml:space="preserve">, which may be lower but than </w:t>
+      </w:r>
+      <w:proofErr w:type="spellStart"/>
       <w:r>
         <w:rPr>
           <w:rFonts w:eastAsiaTheme="minorEastAsia"/>
         </w:rPr>
         <w:t>R_a_Conj</w:t>
       </w:r>
+      <w:proofErr w:type="spellEnd"/>
       <w:r>
         <w:rPr>
           <w:rFonts w:eastAsiaTheme="minorEastAsia"/>
         </w:rPr>
-        <w:t xml:space="preserve">”).  The interaction had a greater impact on significantly reducing time, </w:t>
-      </w:r>
-      <m:oMath>
-        <m:r>
-          <w:rPr>
-            <w:rFonts w:ascii="Cambria Math" w:hAnsi="Cambria Math"/>
-          </w:rPr>
-          <m:t>β=-0.1</m:t>
-        </m:r>
-        <m:r>
-          <w:rPr>
-            <w:rFonts w:ascii="Cambria Math" w:hAnsi="Cambria Math"/>
-          </w:rPr>
-          <m:t>623</m:t>
-        </m:r>
-        <m:r>
-          <w:rPr>
-            <w:rFonts w:ascii="Cambria Math" w:hAnsi="Cambria Math"/>
-          </w:rPr>
-          <m:t xml:space="preserve"> (p=0.008)</m:t>
-        </m:r>
-      </m:oMath>
-      <w:r>
-        <w:t>,</w:t>
-      </w:r>
-      <w:r>
-        <w:t xml:space="preserve"> and presents </w:t>
-      </w:r>
-      <w:r>
-        <w:t>evidence that</w:t>
-      </w:r>
-      <w:r>
-        <w:t xml:space="preserve"> the </w:t>
-      </w:r>
-      <w:r>
-        <w:t>synergistic</w:t>
-      </w:r>
-      <w:r>
-        <w:t xml:space="preserve"> relationship provides a greater advantage for reducing time to fix into a population.</w:t>
-      </w:r>
-      <w:r>
-        <w:t xml:space="preserve">  The model was a better fit than the first, but R-squared was relatively low only accounted for 1.8% of the </w:t>
-      </w:r>
-      <w:r>
-        <w:lastRenderedPageBreak/>
-        <w:t>variability.</w:t>
-      </w:r>
-      <w:r>
-        <w:t xml:space="preserve">  </w:t>
-      </w:r>
-      <w:r>
-        <w:t xml:space="preserve">This </w:t>
-      </w:r>
-      <w:r>
-        <w:t xml:space="preserve">synergistic relationship could be explored further for optimizing bacterial fixation strategies with a more advanced conjugation and plasmid model.  </w:t>
+        <w:t xml:space="preserve"> but </w:t>
+      </w:r>
+      <w:r>
+        <w:rPr>
+          <w:rFonts w:eastAsiaTheme="minorEastAsia"/>
+        </w:rPr>
+        <w:t xml:space="preserve">a modest R-squared of 8.5% and significant F-statistic shows the model is a better fit.  </w:t>
+      </w:r>
+      <w:r>
+        <w:t>The magnitude of this effect is lessened by the model being one dimensional, as random diffusion away from higher population concentrations is still directed up the antibiotic gradient.  If this model was increased to 2 dimensions, chemotaxis would play a significantly greater effect</w:t>
+      </w:r>
+      <w:r>
+        <w:t xml:space="preserve"> </w:t>
+      </w:r>
+      <w:r>
+        <w:t>on directed migration towards food.</w:t>
       </w:r>
     </w:p>
+    <w:p/>
     <w:p>
       <w:r>
         <w:t>A mutation occurring near or within the antibiotic alongside how quickly that mutant migrates towards the area to fix in a low wildtype population is the greatest variable for time to fixation. This stochastic factor is the cause of the high variability.</w:t>

--- a/Time to Fixation Experiments/Conclusion.docx
+++ b/Time to Fixation Experiments/Conclusion.docx
@@ -15,23 +15,10 @@
     </w:p>
     <w:p>
       <w:r>
-        <w:t xml:space="preserve">In this analysis “Normal Equation” is the model with both conjugation and </w:t>
-      </w:r>
-      <w:proofErr w:type="spellStart"/>
-      <w:r>
-        <w:t>R_a</w:t>
-      </w:r>
-      <w:proofErr w:type="spellEnd"/>
-      <w:r>
-        <w:t>, (</w:t>
-      </w:r>
-      <w:proofErr w:type="spellStart"/>
-      <w:r>
-        <w:t>R_a</w:t>
-      </w:r>
-      <w:proofErr w:type="spellEnd"/>
-      <w:r>
-        <w:t xml:space="preserve"> being the response function to slow down run speed in antibiotic).</w:t>
+        <w:t>In this analysis “Normal Equation” is the model with both conjugation and R_a</w:t>
+      </w:r>
+      <w:r>
+        <w:t>, (R_a being the response function to slow down run speed in antibiotic).</w:t>
       </w:r>
       <w:r>
         <w:t xml:space="preserve">  </w:t>
@@ -61,15 +48,7 @@
         <w:t xml:space="preserve">compared </w:t>
       </w:r>
       <w:r>
-        <w:t xml:space="preserve">to the groups without </w:t>
-      </w:r>
-      <w:proofErr w:type="spellStart"/>
-      <w:r>
-        <w:t>R_a</w:t>
-      </w:r>
-      <w:proofErr w:type="spellEnd"/>
-      <w:r>
-        <w:t>, both with and without Conjugation (</w:t>
+        <w:t>to the groups without R_a, both with and without Conjugation (</w:t>
       </w:r>
       <w:r>
         <w:t xml:space="preserve">E.S. </w:t>
@@ -93,15 +72,7 @@
         <w:t>N</w:t>
       </w:r>
       <w:r>
-        <w:t xml:space="preserve">o </w:t>
-      </w:r>
-      <w:proofErr w:type="spellStart"/>
-      <w:r>
-        <w:t>Conj</w:t>
-      </w:r>
-      <w:proofErr w:type="spellEnd"/>
-      <w:r>
-        <w:t xml:space="preserve"> Effect Size = -1.543)</w:t>
+        <w:t>o Conj Effect Size = -1.543)</w:t>
       </w:r>
       <w:r>
         <w:t>, (p = 0.123)</w:t>
@@ -116,78 +87,22 @@
         <w:t xml:space="preserve">The significant p-values and medians for comparisons involving </w:t>
       </w:r>
       <w:r>
-        <w:t xml:space="preserve">the change in </w:t>
-      </w:r>
-      <w:proofErr w:type="spellStart"/>
-      <w:r>
-        <w:t>R_a</w:t>
-      </w:r>
-      <w:proofErr w:type="spellEnd"/>
+        <w:t xml:space="preserve">the change in R_a </w:t>
+      </w:r>
+      <w:r>
+        <w:t>highlight the dominant impact of the R_a variable</w:t>
+      </w:r>
+      <w:r>
+        <w:t>, while</w:t>
+      </w:r>
       <w:r>
         <w:t xml:space="preserve"> </w:t>
       </w:r>
       <w:r>
-        <w:t xml:space="preserve">highlight the dominant impact of the </w:t>
-      </w:r>
-      <w:proofErr w:type="spellStart"/>
-      <w:r>
-        <w:t>R_a</w:t>
-      </w:r>
-      <w:proofErr w:type="spellEnd"/>
-      <w:r>
-        <w:t xml:space="preserve"> variable</w:t>
-      </w:r>
-      <w:r>
-        <w:t>, while</w:t>
-      </w:r>
-      <w:r>
-        <w:t xml:space="preserve"> </w:t>
-      </w:r>
-      <w:r>
         <w:t>t</w:t>
       </w:r>
       <w:r>
-        <w:t xml:space="preserve">he p-values between "Normal Equation" vs "No </w:t>
-      </w:r>
-      <w:proofErr w:type="spellStart"/>
-      <w:r>
-        <w:t>Conj</w:t>
-      </w:r>
-      <w:proofErr w:type="spellEnd"/>
-      <w:r>
-        <w:t xml:space="preserve">" (p=0.123) and "No </w:t>
-      </w:r>
-      <w:proofErr w:type="spellStart"/>
-      <w:r>
-        <w:t>R_a</w:t>
-      </w:r>
-      <w:proofErr w:type="spellEnd"/>
-      <w:r>
-        <w:t xml:space="preserve"> with </w:t>
-      </w:r>
-      <w:proofErr w:type="spellStart"/>
-      <w:r>
-        <w:t>Conj</w:t>
-      </w:r>
-      <w:proofErr w:type="spellEnd"/>
-      <w:r>
-        <w:t xml:space="preserve">" vs "No </w:t>
-      </w:r>
-      <w:proofErr w:type="spellStart"/>
-      <w:r>
-        <w:t>R_a</w:t>
-      </w:r>
-      <w:proofErr w:type="spellEnd"/>
-      <w:r>
-        <w:t xml:space="preserve"> No </w:t>
-      </w:r>
-      <w:proofErr w:type="spellStart"/>
-      <w:r>
-        <w:t>Conj</w:t>
-      </w:r>
-      <w:proofErr w:type="spellEnd"/>
-      <w:r>
-        <w:t xml:space="preserve">" (p=0.562) support that the conjugation equation provides a </w:t>
+        <w:t xml:space="preserve">he p-values between "Normal Equation" vs "No Conj" (p=0.123) and "No R_a with Conj" vs "No R_a No Conj" (p=0.562) support that the conjugation equation provides a </w:t>
       </w:r>
       <w:r>
         <w:t>non statistically significant time difference for fixation</w:t>
@@ -198,15 +113,7 @@
     </w:p>
     <w:p>
       <w:r>
-        <w:t xml:space="preserve">The analysis supports the hypothesis that </w:t>
-      </w:r>
-      <w:proofErr w:type="spellStart"/>
-      <w:r>
-        <w:t>R_a</w:t>
-      </w:r>
-      <w:proofErr w:type="spellEnd"/>
-      <w:r>
-        <w:t xml:space="preserve"> is the dominant factor</w:t>
+        <w:t>The analysis supports the hypothesis that R_a is the dominant factor</w:t>
       </w:r>
       <w:r>
         <w:t xml:space="preserve"> and has </w:t>
@@ -233,39 +140,7 @@
         <w:t xml:space="preserve">  </w:t>
       </w:r>
       <w:r>
-        <w:t xml:space="preserve">Even with the skew, the 75th percentile for the Normal Distribution is still lower than 'No </w:t>
-      </w:r>
-      <w:proofErr w:type="spellStart"/>
-      <w:r>
-        <w:t>R_a</w:t>
-      </w:r>
-      <w:proofErr w:type="spellEnd"/>
-      <w:r>
-        <w:t xml:space="preserve"> No </w:t>
-      </w:r>
-      <w:proofErr w:type="spellStart"/>
-      <w:r>
-        <w:t>Conj</w:t>
-      </w:r>
-      <w:proofErr w:type="spellEnd"/>
-      <w:r>
-        <w:t xml:space="preserve">' and 'No </w:t>
-      </w:r>
-      <w:proofErr w:type="spellStart"/>
-      <w:r>
-        <w:t>R_a</w:t>
-      </w:r>
-      <w:proofErr w:type="spellEnd"/>
-      <w:r>
-        <w:t xml:space="preserve"> No </w:t>
-      </w:r>
-      <w:proofErr w:type="spellStart"/>
-      <w:r>
-        <w:t>Conj</w:t>
-      </w:r>
-      <w:proofErr w:type="spellEnd"/>
-      <w:r>
-        <w:t>' (6807.5</w:t>
+        <w:t>Even with the skew, the 75th percentile for the Normal Distribution is still lower than 'No R_a No Conj' and 'No R_a No Conj' (6807.5</w:t>
       </w:r>
       <w:r>
         <w:t xml:space="preserve"> s</w:t>
@@ -383,15 +258,7 @@
     </w:p>
     <w:p>
       <w:r>
-        <w:t xml:space="preserve">However, if the conjugation equation is combined with </w:t>
-      </w:r>
-      <w:proofErr w:type="spellStart"/>
-      <w:r>
-        <w:t>R_a</w:t>
-      </w:r>
-      <w:proofErr w:type="spellEnd"/>
-      <w:r>
-        <w:t xml:space="preserve">, it </w:t>
+        <w:t xml:space="preserve">However, if the conjugation equation is combined with R_a, it </w:t>
       </w:r>
       <w:r>
         <w:t>may</w:t>
@@ -428,15 +295,7 @@
       </w:r>
       <w:r>
         <w:lastRenderedPageBreak/>
-        <w:t xml:space="preserve">between </w:t>
-      </w:r>
-      <w:proofErr w:type="spellStart"/>
-      <w:r>
-        <w:t>R_a</w:t>
-      </w:r>
-      <w:proofErr w:type="spellEnd"/>
-      <w:r>
-        <w:t xml:space="preserve"> and conjugation. An interaction </w:t>
+        <w:t xml:space="preserve">between R_a and conjugation. An interaction </w:t>
       </w:r>
       <w:r>
         <w:t>of</w:t>
@@ -448,15 +307,7 @@
         <w:t>s</w:t>
       </w:r>
       <w:r>
-        <w:t xml:space="preserve"> suggests that the combined presence of Conjugation and </w:t>
-      </w:r>
-      <w:proofErr w:type="spellStart"/>
-      <w:r>
-        <w:t>R_a</w:t>
-      </w:r>
-      <w:proofErr w:type="spellEnd"/>
-      <w:r>
-        <w:t xml:space="preserve">​ reduces the time to fixation. The p-value of 0.071 indicates that the observed interaction effect </w:t>
+        <w:t xml:space="preserve"> suggests that the combined presence of Conjugation and R_a​ reduces the time to fixation. The p-value of 0.071 indicates that the observed interaction effect </w:t>
       </w:r>
       <w:r>
         <w:t>was</w:t>
@@ -482,166 +333,234 @@
     </w:p>
     <w:p>
       <w:r>
-        <w:br w:type="page"/>
+        <w:t>The relationship was investigated further using regression analysis</w:t>
+      </w:r>
+      <w:r>
+        <w:t xml:space="preserve">.  The first model analyzed R_a and Conjugation against log(Time).  It confirmed that </w:t>
+      </w:r>
+      <w:r>
+        <w:t xml:space="preserve">R_a alone has a statistically significant impact on reducing </w:t>
+      </w:r>
+      <w:r>
+        <w:t xml:space="preserve">time </w:t>
+      </w:r>
+      <m:oMath>
+        <m:r>
+          <w:rPr>
+            <w:rFonts w:ascii="Cambria Math" w:hAnsi="Cambria Math"/>
+          </w:rPr>
+          <m:t>β=-0.</m:t>
+        </m:r>
+        <m:r>
+          <w:rPr>
+            <w:rFonts w:ascii="Cambria Math" w:hAnsi="Cambria Math"/>
+          </w:rPr>
+          <m:t>1839</m:t>
+        </m:r>
+        <m:r>
+          <w:rPr>
+            <w:rFonts w:ascii="Cambria Math" w:hAnsi="Cambria Math"/>
+          </w:rPr>
+          <m:t xml:space="preserve"> (p</m:t>
+        </m:r>
+        <m:r>
+          <w:rPr>
+            <w:rFonts w:ascii="Cambria Math" w:hAnsi="Cambria Math"/>
+          </w:rPr>
+          <m:t>&lt;</m:t>
+        </m:r>
+        <m:r>
+          <w:rPr>
+            <w:rFonts w:ascii="Cambria Math" w:hAnsi="Cambria Math"/>
+          </w:rPr>
+          <m:t>0.00</m:t>
+        </m:r>
+        <m:r>
+          <w:rPr>
+            <w:rFonts w:ascii="Cambria Math" w:hAnsi="Cambria Math"/>
+          </w:rPr>
+          <m:t>01</m:t>
+        </m:r>
+        <m:r>
+          <w:rPr>
+            <w:rFonts w:ascii="Cambria Math" w:hAnsi="Cambria Math"/>
+          </w:rPr>
+          <m:t>)</m:t>
+        </m:r>
+      </m:oMath>
+      <w:r>
+        <w:t>, supporting the hypothesis that R_a is a dominant factor</w:t>
+      </w:r>
+      <w:r>
+        <w:t xml:space="preserve">, while conjugation had no statistically significant impact, </w:t>
+      </w:r>
+      <m:oMath>
+        <m:r>
+          <w:rPr>
+            <w:rFonts w:ascii="Cambria Math" w:hAnsi="Cambria Math"/>
+          </w:rPr>
+          <m:t xml:space="preserve">β=- </m:t>
+        </m:r>
+        <m:r>
+          <w:rPr>
+            <w:rFonts w:ascii="Cambria Math" w:hAnsi="Cambria Math"/>
+          </w:rPr>
+          <m:t xml:space="preserve">0.0249 </m:t>
+        </m:r>
+        <m:r>
+          <w:rPr>
+            <w:rFonts w:ascii="Cambria Math" w:hAnsi="Cambria Math"/>
+          </w:rPr>
+          <m:t>(p=0.</m:t>
+        </m:r>
+        <m:r>
+          <w:rPr>
+            <w:rFonts w:ascii="Cambria Math" w:hAnsi="Cambria Math"/>
+          </w:rPr>
+          <m:t>616</m:t>
+        </m:r>
+        <m:r>
+          <w:rPr>
+            <w:rFonts w:ascii="Cambria Math" w:hAnsi="Cambria Math"/>
+          </w:rPr>
+          <m:t>)</m:t>
+        </m:r>
+      </m:oMath>
+      <w:r>
+        <w:rPr>
+          <w:rFonts w:eastAsiaTheme="minorEastAsia"/>
+        </w:rPr>
+        <w:t>.  A second model was created to investigate the combined effect of conjugation and R_a, (“</w:t>
+      </w:r>
+      <w:r>
+        <w:rPr>
+          <w:rFonts w:eastAsiaTheme="minorEastAsia"/>
+        </w:rPr>
+        <w:t>R_a_Conj</w:t>
+      </w:r>
+      <w:r>
+        <w:rPr>
+          <w:rFonts w:eastAsiaTheme="minorEastAsia"/>
+        </w:rPr>
+        <w:t xml:space="preserve">”).  The interaction had a greater </w:t>
+      </w:r>
+      <w:r>
+        <w:rPr>
+          <w:rFonts w:eastAsiaTheme="minorEastAsia"/>
+        </w:rPr>
+        <w:t xml:space="preserve">significant </w:t>
+      </w:r>
+      <w:r>
+        <w:rPr>
+          <w:rFonts w:eastAsiaTheme="minorEastAsia"/>
+        </w:rPr>
+        <w:t xml:space="preserve">impact on reducing time, </w:t>
+      </w:r>
+      <m:oMath>
+        <m:r>
+          <w:rPr>
+            <w:rFonts w:ascii="Cambria Math" w:hAnsi="Cambria Math"/>
+          </w:rPr>
+          <m:t>β=-0.</m:t>
+        </m:r>
+        <m:r>
+          <w:rPr>
+            <w:rFonts w:ascii="Cambria Math" w:hAnsi="Cambria Math"/>
+          </w:rPr>
+          <m:t>1870</m:t>
+        </m:r>
+        <m:r>
+          <w:rPr>
+            <w:rFonts w:ascii="Cambria Math" w:hAnsi="Cambria Math"/>
+          </w:rPr>
+          <m:t xml:space="preserve"> (p=0.00</m:t>
+        </m:r>
+        <m:r>
+          <w:rPr>
+            <w:rFonts w:ascii="Cambria Math" w:hAnsi="Cambria Math"/>
+          </w:rPr>
+          <m:t>1</m:t>
+        </m:r>
+        <m:r>
+          <w:rPr>
+            <w:rFonts w:ascii="Cambria Math" w:hAnsi="Cambria Math"/>
+          </w:rPr>
+          <m:t>)</m:t>
+        </m:r>
+      </m:oMath>
+      <w:r>
+        <w:t>,</w:t>
+      </w:r>
+      <w:r>
+        <w:t xml:space="preserve"> and presents </w:t>
+      </w:r>
+      <w:r>
+        <w:t>evidence that</w:t>
+      </w:r>
+      <w:r>
+        <w:t xml:space="preserve"> the </w:t>
+      </w:r>
+      <w:r>
+        <w:t>synergistic</w:t>
+      </w:r>
+      <w:r>
+        <w:t xml:space="preserve"> relationship provides </w:t>
+      </w:r>
+      <w:r>
+        <w:t>statistically significant</w:t>
+      </w:r>
+      <w:r>
+        <w:t xml:space="preserve"> advantage for reducing time to fix into a population.</w:t>
+      </w:r>
+      <w:r>
+        <w:t xml:space="preserve">  The model was a better fit than the first, but R-squared was relatively low only accounted for </w:t>
+      </w:r>
+      <w:r>
+        <w:t>2.4</w:t>
+      </w:r>
+      <w:r>
+        <w:t>% of the variability.</w:t>
+      </w:r>
+      <w:r>
+        <w:t xml:space="preserve">  </w:t>
+      </w:r>
+      <w:r>
+        <w:t xml:space="preserve">The permutation test </w:t>
+      </w:r>
+      <w:r>
+        <w:t>provides</w:t>
+      </w:r>
+      <w:r>
+        <w:t xml:space="preserve"> a practical decrease in time to fixation </w:t>
+      </w:r>
+      <w:r>
+        <w:t>of around</w:t>
+      </w:r>
+      <w:r>
+        <w:t xml:space="preserve"> -</w:t>
+      </w:r>
+      <w:r>
+        <w:t xml:space="preserve">1053s.  </w:t>
+      </w:r>
+      <w:r>
+        <w:t>T</w:t>
+      </w:r>
+      <w:r>
+        <w:t xml:space="preserve">his </w:t>
+      </w:r>
+      <w:r>
+        <w:t xml:space="preserve">synergistic relationship could be explored further for optimizing bacterial fixation strategies with a more advanced conjugation and plasmid model.  </w:t>
       </w:r>
     </w:p>
     <w:p>
       <w:r>
-        <w:lastRenderedPageBreak/>
-        <w:t>The relationship was investigated further using regression analysis</w:t>
-      </w:r>
-      <w:r>
-        <w:t xml:space="preserve">.  The first model analyzed </w:t>
-      </w:r>
-      <w:proofErr w:type="spellStart"/>
-      <w:r>
-        <w:t>R_a</w:t>
-      </w:r>
-      <w:proofErr w:type="spellEnd"/>
-      <w:r>
-        <w:t xml:space="preserve"> and Conjugation against </w:t>
-      </w:r>
-      <w:proofErr w:type="gramStart"/>
-      <w:r>
-        <w:t>log(</w:t>
-      </w:r>
-      <w:proofErr w:type="gramEnd"/>
-      <w:r>
-        <w:t xml:space="preserve">Time).  It confirmed that </w:t>
-      </w:r>
-      <w:proofErr w:type="spellStart"/>
-      <w:r>
-        <w:t>R_</w:t>
-      </w:r>
-      <w:proofErr w:type="gramStart"/>
-      <w:r>
-        <w:t>a</w:t>
-      </w:r>
-      <w:proofErr w:type="spellEnd"/>
-      <w:proofErr w:type="gramEnd"/>
-      <w:r>
-        <w:t xml:space="preserve"> alone has a statistically significant impact on reducing </w:t>
-      </w:r>
-      <w:r>
-        <w:t xml:space="preserve">time </w:t>
-      </w:r>
-      <m:oMath>
-        <m:r>
-          <w:rPr>
-            <w:rFonts w:ascii="Cambria Math" w:hAnsi="Cambria Math"/>
-          </w:rPr>
-          <m:t>β=-0.1405 (p=0.008)</m:t>
-        </m:r>
-      </m:oMath>
-      <w:r>
-        <w:t>, supporting the hypothesis that R_a is a dominant factor</w:t>
-      </w:r>
-      <w:r>
-        <w:t xml:space="preserve">, while conjugation had no statistically significant impact, </w:t>
-      </w:r>
-      <m:oMath>
-        <m:r>
-          <w:rPr>
-            <w:rFonts w:ascii="Cambria Math" w:hAnsi="Cambria Math"/>
-          </w:rPr>
-          <m:t>β=-0.0435 (p=0.412)</m:t>
-        </m:r>
-      </m:oMath>
-      <w:r>
-        <w:rPr>
-          <w:rFonts w:eastAsiaTheme="minorEastAsia"/>
-        </w:rPr>
-        <w:t>.  A second model was created to investigate the combined effect of conjugation and R_a, (“</w:t>
-      </w:r>
-      <w:proofErr w:type="spellStart"/>
-      <w:r>
-        <w:rPr>
-          <w:rFonts w:eastAsiaTheme="minorEastAsia"/>
-        </w:rPr>
-        <w:t>R_a_Conj</w:t>
-      </w:r>
-      <w:proofErr w:type="spellEnd"/>
-      <w:r>
-        <w:rPr>
-          <w:rFonts w:eastAsiaTheme="minorEastAsia"/>
-        </w:rPr>
-        <w:t xml:space="preserve">”).  The interaction had a greater impact on significantly reducing time, </w:t>
-      </w:r>
-      <m:oMath>
-        <m:r>
-          <w:rPr>
-            <w:rFonts w:ascii="Cambria Math" w:hAnsi="Cambria Math"/>
-          </w:rPr>
-          <m:t>β=-0.1623 (p=0.008)</m:t>
-        </m:r>
-      </m:oMath>
-      <w:r>
-        <w:t>,</w:t>
-      </w:r>
-      <w:r>
-        <w:t xml:space="preserve"> and presents </w:t>
-      </w:r>
-      <w:r>
-        <w:t>evidence that</w:t>
-      </w:r>
-      <w:r>
-        <w:t xml:space="preserve"> the </w:t>
-      </w:r>
-      <w:r>
-        <w:t>synergistic</w:t>
-      </w:r>
-      <w:r>
-        <w:t xml:space="preserve"> relationship provides </w:t>
-      </w:r>
-      <w:r>
-        <w:t>statistically significant</w:t>
-      </w:r>
-      <w:r>
-        <w:t xml:space="preserve"> advantage for reducing time to fix into a population.</w:t>
-      </w:r>
-      <w:r>
-        <w:t xml:space="preserve">  The model was a better fit than the first, but R-squared was relatively low only accounted for 1.8% of the variability.</w:t>
-      </w:r>
-      <w:r>
-        <w:t xml:space="preserve">  </w:t>
-      </w:r>
-      <w:r>
-        <w:t xml:space="preserve">The permutation test </w:t>
-      </w:r>
-      <w:r>
-        <w:t>provides</w:t>
-      </w:r>
-      <w:r>
-        <w:t xml:space="preserve"> a practical decrease in time to fixation </w:t>
-      </w:r>
-      <w:r>
-        <w:t>of around</w:t>
-      </w:r>
-      <w:r>
-        <w:t xml:space="preserve"> -</w:t>
-      </w:r>
-      <w:r>
-        <w:t xml:space="preserve">1053s.  </w:t>
-      </w:r>
-      <w:r>
-        <w:t>T</w:t>
-      </w:r>
-      <w:r>
-        <w:t xml:space="preserve">his </w:t>
-      </w:r>
-      <w:r>
-        <w:t xml:space="preserve">synergistic relationship could be explored further for optimizing bacterial fixation strategies with a more advanced conjugation and plasmid model.  </w:t>
-      </w:r>
-    </w:p>
-    <w:p>
-      <w:r>
         <w:rPr>
           <w:noProof/>
         </w:rPr>
         <w:drawing>
-          <wp:inline distT="0" distB="0" distL="0" distR="0" wp14:anchorId="4F7A610D" wp14:editId="24EA103B">
-            <wp:extent cx="5524500" cy="4314825"/>
-            <wp:effectExtent l="0" t="0" r="0" b="9525"/>
+          <wp:inline distT="0" distB="0" distL="0" distR="0" wp14:anchorId="4F7A610D" wp14:editId="7D1A21B2">
+            <wp:extent cx="4772025" cy="3727116"/>
+            <wp:effectExtent l="0" t="0" r="0" b="6985"/>
             <wp:docPr id="479222286" name="Picture 1"/>
             <wp:cNvGraphicFramePr>
               <a:graphicFrameLocks xmlns:a="http://schemas.openxmlformats.org/drawingml/2006/main" noChangeAspect="1"/>
@@ -662,7 +581,7 @@
                   <pic:spPr>
                     <a:xfrm>
                       <a:off x="0" y="0"/>
-                      <a:ext cx="5524500" cy="4314825"/>
+                      <a:ext cx="4778153" cy="3731902"/>
                     </a:xfrm>
                     <a:prstGeom prst="rect">
                       <a:avLst/>
@@ -680,14 +599,54 @@
         <w:t>Figure 2</w:t>
       </w:r>
     </w:p>
+    <w:p/>
     <w:p>
       <w:r>
-        <w:br w:type="page"/>
+        <w:lastRenderedPageBreak/>
+        <w:drawing>
+          <wp:inline distT="0" distB="0" distL="0" distR="0" wp14:anchorId="310FB76E" wp14:editId="4D82573C">
+            <wp:extent cx="5943600" cy="3601720"/>
+            <wp:effectExtent l="0" t="0" r="0" b="0"/>
+            <wp:docPr id="666696497" name="Picture 1"/>
+            <wp:cNvGraphicFramePr>
+              <a:graphicFrameLocks xmlns:a="http://schemas.openxmlformats.org/drawingml/2006/main" noChangeAspect="1"/>
+            </wp:cNvGraphicFramePr>
+            <a:graphic xmlns:a="http://schemas.openxmlformats.org/drawingml/2006/main">
+              <a:graphicData uri="http://schemas.openxmlformats.org/drawingml/2006/picture">
+                <pic:pic xmlns:pic="http://schemas.openxmlformats.org/drawingml/2006/picture">
+                  <pic:nvPicPr>
+                    <pic:cNvPr id="666696497" name=""/>
+                    <pic:cNvPicPr/>
+                  </pic:nvPicPr>
+                  <pic:blipFill>
+                    <a:blip r:embed="rId6"/>
+                    <a:stretch>
+                      <a:fillRect/>
+                    </a:stretch>
+                  </pic:blipFill>
+                  <pic:spPr>
+                    <a:xfrm>
+                      <a:off x="0" y="0"/>
+                      <a:ext cx="5943600" cy="3601720"/>
+                    </a:xfrm>
+                    <a:prstGeom prst="rect">
+                      <a:avLst/>
+                    </a:prstGeom>
+                  </pic:spPr>
+                </pic:pic>
+              </a:graphicData>
+            </a:graphic>
+          </wp:inline>
+        </w:drawing>
       </w:r>
     </w:p>
     <w:p>
       <w:r>
-        <w:lastRenderedPageBreak/>
+        <w:t>Figure 3</w:t>
+      </w:r>
+    </w:p>
+    <w:p>
+      <w:r>
         <w:t xml:space="preserve">The next variable measured to analyze time to fixation was chemotaxis, whereby the model with “Chemotaxis” was compared to a model with just random diffusion, (“Diffusion”).  A </w:t>
       </w:r>
       <w:r>
@@ -700,7 +659,19 @@
         <w:t>showed a statistically significant difference between the two distributions, with the median of Chemotaxis and Diffusion being 21377.0s and 25591.5s, (p &lt; 0.0001).  Regression analysis of chemotaxis on log(time) shows a significant coefficient</w:t>
       </w:r>
       <w:r>
-        <w:t xml:space="preserve"> to reduce time to fixation</w:t>
+        <w:t xml:space="preserve"> to reduce </w:t>
+      </w:r>
+      <w:r>
+        <w:t>log(</w:t>
+      </w:r>
+      <w:r>
+        <w:t>time</w:t>
+      </w:r>
+      <w:r>
+        <w:t>)</w:t>
+      </w:r>
+      <w:r>
+        <w:t xml:space="preserve"> to fixation</w:t>
       </w:r>
       <w:r>
         <w:t xml:space="preserve">, </w:t>
@@ -710,37 +681,83 @@
           <w:rPr>
             <w:rFonts w:ascii="Cambria Math" w:hAnsi="Cambria Math"/>
           </w:rPr>
-          <m:t>β=-0.1554 (p&lt;0.0001)</m:t>
+          <m:t>β=-0.</m:t>
+        </m:r>
+        <m:r>
+          <w:rPr>
+            <w:rFonts w:ascii="Cambria Math" w:hAnsi="Cambria Math"/>
+          </w:rPr>
+          <m:t>2006</m:t>
+        </m:r>
+        <m:r>
+          <w:rPr>
+            <w:rFonts w:ascii="Cambria Math" w:hAnsi="Cambria Math"/>
+          </w:rPr>
+          <m:t xml:space="preserve"> (p&lt;0.0001)</m:t>
         </m:r>
       </m:oMath>
       <w:r>
         <w:rPr>
           <w:rFonts w:eastAsiaTheme="minorEastAsia"/>
         </w:rPr>
-        <w:t xml:space="preserve">, which may be lower but than </w:t>
-      </w:r>
-      <w:proofErr w:type="spellStart"/>
+        <w:t>.  The R-squared explained 20.3% of the variability and the F-statistic was highly significant</w:t>
+      </w:r>
       <w:r>
         <w:rPr>
           <w:rFonts w:eastAsiaTheme="minorEastAsia"/>
         </w:rPr>
+        <w:t xml:space="preserve"> (</w:t>
+      </w:r>
+      <w:r>
+        <w:rPr>
+          <w:rFonts w:eastAsiaTheme="minorEastAsia"/>
+        </w:rPr>
+        <w:t>49.35</w:t>
+      </w:r>
+      <w:r>
+        <w:rPr>
+          <w:rFonts w:eastAsiaTheme="minorEastAsia"/>
+        </w:rPr>
+        <w:t>)</w:t>
+      </w:r>
+      <w:r>
+        <w:rPr>
+          <w:rFonts w:eastAsiaTheme="minorEastAsia"/>
+        </w:rPr>
+        <w:t>, indicating that chemotaxis plays a lar</w:t>
+      </w:r>
+      <w:r>
+        <w:rPr>
+          <w:rFonts w:eastAsiaTheme="minorEastAsia"/>
+        </w:rPr>
+        <w:t xml:space="preserve">ger role than </w:t>
+      </w:r>
+      <w:r>
+        <w:rPr>
+          <w:rFonts w:eastAsiaTheme="minorEastAsia"/>
+        </w:rPr>
         <w:t>R_a_Conj</w:t>
       </w:r>
-      <w:proofErr w:type="spellEnd"/>
       <w:r>
         <w:rPr>
           <w:rFonts w:eastAsiaTheme="minorEastAsia"/>
         </w:rPr>
-        <w:t xml:space="preserve"> but </w:t>
+        <w:t xml:space="preserve"> </w:t>
       </w:r>
       <w:r>
         <w:rPr>
           <w:rFonts w:eastAsiaTheme="minorEastAsia"/>
         </w:rPr>
-        <w:t xml:space="preserve">a modest R-squared of 8.5% and significant F-statistic shows the model is a better fit.  </w:t>
-      </w:r>
-      <w:r>
-        <w:t>The magnitude of this effect is lessened by the model being one dimensional, as random diffusion away from higher population concentrations is still directed up the antibiotic gradient.  If this model was increased to 2 dimensions, chemotaxis would play a significantly greater effect</w:t>
+        <w:t xml:space="preserve">for time to fixation.  </w:t>
+      </w:r>
+      <w:r>
+        <w:t xml:space="preserve">The magnitude of this effect is lessened by the model being one dimensional, as random diffusion away from higher population concentrations is still directed up the antibiotic gradient.  If </w:t>
+      </w:r>
+      <w:r>
+        <w:t>the</w:t>
+      </w:r>
+      <w:r>
+        <w:t xml:space="preserve"> model was increased to 2 dimensions, chemotaxis would play a significantly greater effect</w:t>
       </w:r>
       <w:r>
         <w:t xml:space="preserve"> </w:t>
@@ -750,6 +767,7 @@
       </w:r>
     </w:p>
     <w:p/>
+    <w:p/>
     <w:p>
       <w:r>
         <w:t>A mutation occurring near or within the antibiotic alongside how quickly that mutant migrates towards the area to fix in a low wildtype population is the greatest variable for time to fixation. This stochastic factor is the cause of the high variability.</w:t>
@@ -758,7 +776,57 @@
         <w:t xml:space="preserve"> (This is investigated in experiment 3).</w:t>
       </w:r>
     </w:p>
-    <w:p/>
+    <w:p>
+      <w:r>
+        <w:rPr>
+          <w:noProof/>
+        </w:rPr>
+        <w:lastRenderedPageBreak/>
+        <w:drawing>
+          <wp:inline distT="0" distB="0" distL="0" distR="0" wp14:anchorId="658AEF75" wp14:editId="4C186380">
+            <wp:extent cx="5943600" cy="3601720"/>
+            <wp:effectExtent l="0" t="0" r="0" b="0"/>
+            <wp:docPr id="1418699368" name="Picture 1"/>
+            <wp:cNvGraphicFramePr>
+              <a:graphicFrameLocks xmlns:a="http://schemas.openxmlformats.org/drawingml/2006/main" noChangeAspect="1"/>
+            </wp:cNvGraphicFramePr>
+            <a:graphic xmlns:a="http://schemas.openxmlformats.org/drawingml/2006/main">
+              <a:graphicData uri="http://schemas.openxmlformats.org/drawingml/2006/picture">
+                <pic:pic xmlns:pic="http://schemas.openxmlformats.org/drawingml/2006/picture">
+                  <pic:nvPicPr>
+                    <pic:cNvPr id="1418699368" name=""/>
+                    <pic:cNvPicPr/>
+                  </pic:nvPicPr>
+                  <pic:blipFill>
+                    <a:blip r:embed="rId7"/>
+                    <a:stretch>
+                      <a:fillRect/>
+                    </a:stretch>
+                  </pic:blipFill>
+                  <pic:spPr>
+                    <a:xfrm>
+                      <a:off x="0" y="0"/>
+                      <a:ext cx="5943600" cy="3601720"/>
+                    </a:xfrm>
+                    <a:prstGeom prst="rect">
+                      <a:avLst/>
+                    </a:prstGeom>
+                  </pic:spPr>
+                </pic:pic>
+              </a:graphicData>
+            </a:graphic>
+          </wp:inline>
+        </w:drawing>
+      </w:r>
+    </w:p>
+    <w:p>
+      <w:r>
+        <w:t xml:space="preserve">Figure </w:t>
+      </w:r>
+      <w:r>
+        <w:t>4</w:t>
+      </w:r>
+    </w:p>
     <w:sectPr>
       <w:pgSz w:w="12240" w:h="15840"/>
       <w:pgMar w:top="1440" w:right="1440" w:bottom="1440" w:left="1440" w:header="708" w:footer="708" w:gutter="0"/>
@@ -1173,7 +1241,6 @@
   <w:style w:type="character" w:default="1" w:styleId="DefaultParagraphFont">
     <w:name w:val="Default Paragraph Font"/>
     <w:uiPriority w:val="1"/>
-    <w:semiHidden/>
     <w:unhideWhenUsed/>
   </w:style>
   <w:style w:type="table" w:default="1" w:styleId="TableNormal">

--- a/Time to Fixation Experiments/Conclusion.docx
+++ b/Time to Fixation Experiments/Conclusion.docx
@@ -349,43 +349,7 @@
           <w:rPr>
             <w:rFonts w:ascii="Cambria Math" w:hAnsi="Cambria Math"/>
           </w:rPr>
-          <m:t>β=-0.</m:t>
-        </m:r>
-        <m:r>
-          <w:rPr>
-            <w:rFonts w:ascii="Cambria Math" w:hAnsi="Cambria Math"/>
-          </w:rPr>
-          <m:t>1839</m:t>
-        </m:r>
-        <m:r>
-          <w:rPr>
-            <w:rFonts w:ascii="Cambria Math" w:hAnsi="Cambria Math"/>
-          </w:rPr>
-          <m:t xml:space="preserve"> (p</m:t>
-        </m:r>
-        <m:r>
-          <w:rPr>
-            <w:rFonts w:ascii="Cambria Math" w:hAnsi="Cambria Math"/>
-          </w:rPr>
-          <m:t>&lt;</m:t>
-        </m:r>
-        <m:r>
-          <w:rPr>
-            <w:rFonts w:ascii="Cambria Math" w:hAnsi="Cambria Math"/>
-          </w:rPr>
-          <m:t>0.00</m:t>
-        </m:r>
-        <m:r>
-          <w:rPr>
-            <w:rFonts w:ascii="Cambria Math" w:hAnsi="Cambria Math"/>
-          </w:rPr>
-          <m:t>01</m:t>
-        </m:r>
-        <m:r>
-          <w:rPr>
-            <w:rFonts w:ascii="Cambria Math" w:hAnsi="Cambria Math"/>
-          </w:rPr>
-          <m:t>)</m:t>
+          <m:t>β=-0.1839 (p&lt;0.0001)</m:t>
         </m:r>
       </m:oMath>
       <w:r>
@@ -399,31 +363,7 @@
           <w:rPr>
             <w:rFonts w:ascii="Cambria Math" w:hAnsi="Cambria Math"/>
           </w:rPr>
-          <m:t xml:space="preserve">β=- </m:t>
-        </m:r>
-        <m:r>
-          <w:rPr>
-            <w:rFonts w:ascii="Cambria Math" w:hAnsi="Cambria Math"/>
-          </w:rPr>
-          <m:t xml:space="preserve">0.0249 </m:t>
-        </m:r>
-        <m:r>
-          <w:rPr>
-            <w:rFonts w:ascii="Cambria Math" w:hAnsi="Cambria Math"/>
-          </w:rPr>
-          <m:t>(p=0.</m:t>
-        </m:r>
-        <m:r>
-          <w:rPr>
-            <w:rFonts w:ascii="Cambria Math" w:hAnsi="Cambria Math"/>
-          </w:rPr>
-          <m:t>616</m:t>
-        </m:r>
-        <m:r>
-          <w:rPr>
-            <w:rFonts w:ascii="Cambria Math" w:hAnsi="Cambria Math"/>
-          </w:rPr>
-          <m:t>)</m:t>
+          <m:t>β=- 0.0249 (p=0.616)</m:t>
         </m:r>
       </m:oMath>
       <w:r>
@@ -461,31 +401,7 @@
           <w:rPr>
             <w:rFonts w:ascii="Cambria Math" w:hAnsi="Cambria Math"/>
           </w:rPr>
-          <m:t>β=-0.</m:t>
-        </m:r>
-        <m:r>
-          <w:rPr>
-            <w:rFonts w:ascii="Cambria Math" w:hAnsi="Cambria Math"/>
-          </w:rPr>
-          <m:t>1870</m:t>
-        </m:r>
-        <m:r>
-          <w:rPr>
-            <w:rFonts w:ascii="Cambria Math" w:hAnsi="Cambria Math"/>
-          </w:rPr>
-          <m:t xml:space="preserve"> (p=0.00</m:t>
-        </m:r>
-        <m:r>
-          <w:rPr>
-            <w:rFonts w:ascii="Cambria Math" w:hAnsi="Cambria Math"/>
-          </w:rPr>
-          <m:t>1</m:t>
-        </m:r>
-        <m:r>
-          <w:rPr>
-            <w:rFonts w:ascii="Cambria Math" w:hAnsi="Cambria Math"/>
-          </w:rPr>
-          <m:t>)</m:t>
+          <m:t>β=-0.1870 (p=0.001)</m:t>
         </m:r>
       </m:oMath>
       <w:r>
@@ -540,16 +456,7 @@
         <w:t xml:space="preserve"> -</w:t>
       </w:r>
       <w:r>
-        <w:t xml:space="preserve">1053s.  </w:t>
-      </w:r>
-      <w:r>
-        <w:t>T</w:t>
-      </w:r>
-      <w:r>
-        <w:t xml:space="preserve">his </w:t>
-      </w:r>
-      <w:r>
-        <w:t xml:space="preserve">synergistic relationship could be explored further for optimizing bacterial fixation strategies with a more advanced conjugation and plasmid model.  </w:t>
+        <w:t>1053s.</w:t>
       </w:r>
     </w:p>
     <w:p>
@@ -602,6 +509,9 @@
     <w:p/>
     <w:p>
       <w:r>
+        <w:rPr>
+          <w:noProof/>
+        </w:rPr>
         <w:lastRenderedPageBreak/>
         <w:drawing>
           <wp:inline distT="0" distB="0" distL="0" distR="0" wp14:anchorId="310FB76E" wp14:editId="4D82573C">
@@ -681,19 +591,7 @@
           <w:rPr>
             <w:rFonts w:ascii="Cambria Math" w:hAnsi="Cambria Math"/>
           </w:rPr>
-          <m:t>β=-0.</m:t>
-        </m:r>
-        <m:r>
-          <w:rPr>
-            <w:rFonts w:ascii="Cambria Math" w:hAnsi="Cambria Math"/>
-          </w:rPr>
-          <m:t>2006</m:t>
-        </m:r>
-        <m:r>
-          <w:rPr>
-            <w:rFonts w:ascii="Cambria Math" w:hAnsi="Cambria Math"/>
-          </w:rPr>
-          <m:t xml:space="preserve"> (p&lt;0.0001)</m:t>
+          <m:t>β=-0.2006 (p&lt;0.0001)</m:t>
         </m:r>
       </m:oMath>
       <w:r>
@@ -730,52 +628,17 @@
         <w:rPr>
           <w:rFonts w:eastAsiaTheme="minorEastAsia"/>
         </w:rPr>
-        <w:t xml:space="preserve">ger role than </w:t>
+        <w:t xml:space="preserve">ger role than R_a_Conj </w:t>
       </w:r>
       <w:r>
         <w:rPr>
           <w:rFonts w:eastAsiaTheme="minorEastAsia"/>
         </w:rPr>
-        <w:t>R_a_Conj</w:t>
-      </w:r>
-      <w:r>
-        <w:rPr>
-          <w:rFonts w:eastAsiaTheme="minorEastAsia"/>
-        </w:rPr>
-        <w:t xml:space="preserve"> </w:t>
-      </w:r>
-      <w:r>
-        <w:rPr>
-          <w:rFonts w:eastAsiaTheme="minorEastAsia"/>
-        </w:rPr>
-        <w:t xml:space="preserve">for time to fixation.  </w:t>
-      </w:r>
-      <w:r>
-        <w:t xml:space="preserve">The magnitude of this effect is lessened by the model being one dimensional, as random diffusion away from higher population concentrations is still directed up the antibiotic gradient.  If </w:t>
-      </w:r>
-      <w:r>
-        <w:t>the</w:t>
-      </w:r>
-      <w:r>
-        <w:t xml:space="preserve"> model was increased to 2 dimensions, chemotaxis would play a significantly greater effect</w:t>
-      </w:r>
-      <w:r>
-        <w:t xml:space="preserve"> </w:t>
-      </w:r>
-      <w:r>
-        <w:t>on directed migration towards food.</w:t>
+        <w:t>for time to fixation.</w:t>
       </w:r>
     </w:p>
     <w:p/>
     <w:p/>
-    <w:p>
-      <w:r>
-        <w:t>A mutation occurring near or within the antibiotic alongside how quickly that mutant migrates towards the area to fix in a low wildtype population is the greatest variable for time to fixation. This stochastic factor is the cause of the high variability.</w:t>
-      </w:r>
-      <w:r>
-        <w:t xml:space="preserve"> (This is investigated in experiment 3).</w:t>
-      </w:r>
-    </w:p>
     <w:p>
       <w:r>
         <w:rPr>
@@ -825,6 +688,1615 @@
       </w:r>
       <w:r>
         <w:t>4</w:t>
+      </w:r>
+    </w:p>
+    <w:p>
+      <w:r>
+        <w:t>The next variable analyzed was the SOS mutation rate of bacteria.  The mutation rate follows a Poisson distribution and in this model was 100 times faster than the “Spontaneous”, (non-SOS), mutation rate.</w:t>
+      </w:r>
+      <w:r>
+        <w:t xml:space="preserve">  </w:t>
+      </w:r>
+      <w:r>
+        <w:t xml:space="preserve">Data collection had a cutoff of 24h </w:t>
+      </w:r>
+      <w:r>
+        <w:t>(86400 seconds</w:t>
+      </w:r>
+      <w:r>
+        <w:t>), and so a Weibull distribution was required to estimate the ‘Time’ that exceeded cutoff during Spontaneous mutation data collection</w:t>
+      </w:r>
+      <w:r>
+        <w:t xml:space="preserve">.  The parameters were </w:t>
+      </w:r>
+      <m:oMath>
+        <m:r>
+          <w:rPr>
+            <w:rFonts w:ascii="Cambria Math" w:hAnsi="Cambria Math"/>
+          </w:rPr>
+          <m:t>k=2.97</m:t>
+        </m:r>
+      </m:oMath>
+      <w:r>
+        <w:rPr>
+          <w:rFonts w:eastAsiaTheme="minorEastAsia"/>
+        </w:rPr>
+        <w:t xml:space="preserve">, </w:t>
+      </w:r>
+      <w:r>
+        <w:rPr>
+          <w:rFonts w:eastAsiaTheme="minorEastAsia"/>
+        </w:rPr>
+        <w:t>(k &gt; 1 indicates that the event becomes more likely as time goes on)</w:t>
+      </w:r>
+      <w:r>
+        <w:rPr>
+          <w:rFonts w:eastAsiaTheme="minorEastAsia"/>
+        </w:rPr>
+        <w:t xml:space="preserve">, and </w:t>
+      </w:r>
+      <m:oMath>
+        <m:r>
+          <w:rPr>
+            <w:rFonts w:ascii="Cambria Math" w:eastAsiaTheme="minorEastAsia" w:hAnsi="Cambria Math"/>
+          </w:rPr>
+          <m:t>λ=</m:t>
+        </m:r>
+        <m:rad>
+          <m:radPr>
+            <m:degHide m:val="1"/>
+            <m:ctrlPr>
+              <w:rPr>
+                <w:rFonts w:ascii="Cambria Math" w:eastAsiaTheme="minorEastAsia" w:hAnsi="Cambria Math"/>
+                <w:i/>
+              </w:rPr>
+            </m:ctrlPr>
+          </m:radPr>
+          <m:deg/>
+          <m:e>
+            <m:r>
+              <w:rPr>
+                <w:rFonts w:ascii="Cambria Math" w:eastAsiaTheme="minorEastAsia" w:hAnsi="Cambria Math"/>
+              </w:rPr>
+              <m:t>2</m:t>
+            </m:r>
+          </m:e>
+        </m:rad>
+        <m:r>
+          <w:rPr>
+            <w:rFonts w:ascii="Cambria Math" w:eastAsiaTheme="minorEastAsia" w:hAnsi="Cambria Math"/>
+          </w:rPr>
+          <m:t>σ=</m:t>
+        </m:r>
+        <m:r>
+          <w:rPr>
+            <w:rFonts w:ascii="Cambria Math" w:eastAsiaTheme="minorEastAsia" w:hAnsi="Cambria Math"/>
+          </w:rPr>
+          <m:t>69444.47 s</m:t>
+        </m:r>
+      </m:oMath>
+      <w:r>
+        <w:rPr>
+          <w:rFonts w:eastAsiaTheme="minorEastAsia"/>
+        </w:rPr>
+        <w:t xml:space="preserve">, with an estimated median time of </w:t>
+      </w:r>
+      <m:oMath>
+        <m:r>
+          <w:rPr>
+            <w:rFonts w:ascii="Cambria Math" w:eastAsiaTheme="minorEastAsia" w:hAnsi="Cambria Math"/>
+          </w:rPr>
+          <m:t xml:space="preserve">61379.63 s (17.05 </m:t>
+        </m:r>
+        <m:r>
+          <w:rPr>
+            <w:rFonts w:ascii="Cambria Math" w:eastAsiaTheme="minorEastAsia" w:hAnsi="Cambria Math"/>
+          </w:rPr>
+          <m:t>h)</m:t>
+        </m:r>
+      </m:oMath>
+      <w:r>
+        <w:rPr>
+          <w:rFonts w:eastAsiaTheme="minorEastAsia"/>
+        </w:rPr>
+        <w:t xml:space="preserve">, compared to the median time of SOS being </w:t>
+      </w:r>
+      <m:oMath>
+        <m:r>
+          <w:rPr>
+            <w:rFonts w:ascii="Cambria Math" w:eastAsiaTheme="minorEastAsia" w:hAnsi="Cambria Math"/>
+          </w:rPr>
+          <m:t xml:space="preserve">21377.0 s (5.94 </m:t>
+        </m:r>
+        <m:r>
+          <w:rPr>
+            <w:rFonts w:ascii="Cambria Math" w:eastAsiaTheme="minorEastAsia" w:hAnsi="Cambria Math"/>
+          </w:rPr>
+          <m:t>h)</m:t>
+        </m:r>
+      </m:oMath>
+      <w:r>
+        <w:rPr>
+          <w:rFonts w:eastAsiaTheme="minorEastAsia"/>
+        </w:rPr>
+        <w:t xml:space="preserve">.  Regression analysis shows the SOS reducing log(time) by </w:t>
+      </w:r>
+      <m:oMath>
+        <m:r>
+          <w:rPr>
+            <w:rFonts w:ascii="Cambria Math" w:eastAsiaTheme="minorEastAsia" w:hAnsi="Cambria Math"/>
+          </w:rPr>
+          <m:t>β=</m:t>
+        </m:r>
+        <m:r>
+          <w:rPr>
+            <w:rFonts w:ascii="Cambria Math" w:eastAsiaTheme="minorEastAsia" w:hAnsi="Cambria Math"/>
+          </w:rPr>
+          <m:t>-0.8309 (p &lt; 0.0001)</m:t>
+        </m:r>
+      </m:oMath>
+      <w:r>
+        <w:rPr>
+          <w:rFonts w:eastAsiaTheme="minorEastAsia"/>
+        </w:rPr>
+        <w:t xml:space="preserve">, while the R-squared explained 70.4% of the variability.  This combined with F-statistic (456.8) indicated the strongest fit.  The findings indicate that the SOS response is the most significant factor </w:t>
+      </w:r>
+      <w:r>
+        <w:rPr>
+          <w:rFonts w:eastAsiaTheme="minorEastAsia"/>
+        </w:rPr>
+        <w:t xml:space="preserve">for bacterial adaptation and survival in the model.  </w:t>
+      </w:r>
+      <w:r>
+        <w:t>This stochastic factor is the cause of the high variability</w:t>
+      </w:r>
+      <w:r>
+        <w:t xml:space="preserve"> while analyzing the other variables.</w:t>
+      </w:r>
+    </w:p>
+    <w:p>
+      <w:r>
+        <w:br w:type="page"/>
+      </w:r>
+    </w:p>
+    <w:tbl>
+      <w:tblPr>
+        <w:tblStyle w:val="TableGrid"/>
+        <w:tblW w:w="0" w:type="auto"/>
+        <w:tblLook w:val="04A0" w:firstRow="1" w:lastRow="0" w:firstColumn="1" w:lastColumn="0" w:noHBand="0" w:noVBand="1"/>
+      </w:tblPr>
+      <w:tblGrid>
+        <w:gridCol w:w="2183"/>
+        <w:gridCol w:w="1483"/>
+        <w:gridCol w:w="1309"/>
+        <w:gridCol w:w="1329"/>
+        <w:gridCol w:w="1310"/>
+        <w:gridCol w:w="1736"/>
+      </w:tblGrid>
+      <w:tr>
+        <w:tc>
+          <w:tcPr>
+            <w:tcW w:w="2184" w:type="dxa"/>
+            <w:vAlign w:val="center"/>
+          </w:tcPr>
+          <w:p>
+            <w:pPr>
+              <w:jc w:val="center"/>
+              <w:rPr>
+                <w:b/>
+                <w:bCs/>
+              </w:rPr>
+            </w:pPr>
+            <w:r>
+              <w:rPr>
+                <w:rFonts w:ascii="Times New Roman" w:eastAsia="Times New Roman" w:hAnsi="Times New Roman" w:cs="Times New Roman"/>
+                <w:b/>
+                <w:bCs/>
+                <w:kern w:val="0"/>
+                <w:sz w:val="24"/>
+                <w:szCs w:val="24"/>
+                <w:lang w:eastAsia="en-CA"/>
+                <w14:ligatures w14:val="none"/>
+              </w:rPr>
+              <w:lastRenderedPageBreak/>
+              <w:t>Term</w:t>
+            </w:r>
+          </w:p>
+        </w:tc>
+        <w:tc>
+          <w:tcPr>
+            <w:tcW w:w="1483" w:type="dxa"/>
+            <w:vAlign w:val="center"/>
+          </w:tcPr>
+          <w:p>
+            <w:pPr>
+              <w:jc w:val="center"/>
+            </w:pPr>
+            <w:r>
+              <w:rPr>
+                <w:rFonts w:ascii="Times New Roman" w:eastAsia="Times New Roman" w:hAnsi="Times New Roman" w:cs="Times New Roman"/>
+                <w:b/>
+                <w:bCs/>
+                <w:kern w:val="0"/>
+                <w:sz w:val="24"/>
+                <w:szCs w:val="24"/>
+                <w:lang w:eastAsia="en-CA"/>
+                <w14:ligatures w14:val="none"/>
+              </w:rPr>
+              <w:t>Coefficient</w:t>
+            </w:r>
+            <w:r>
+              <w:rPr>
+                <w:rFonts w:ascii="Times New Roman" w:eastAsia="Times New Roman" w:hAnsi="Times New Roman" w:cs="Times New Roman"/>
+                <w:b/>
+                <w:bCs/>
+                <w:kern w:val="0"/>
+                <w:sz w:val="24"/>
+                <w:szCs w:val="24"/>
+                <w:lang w:eastAsia="en-CA"/>
+                <w14:ligatures w14:val="none"/>
+              </w:rPr>
+              <w:t xml:space="preserve"> </w:t>
+            </w:r>
+            <m:oMath>
+              <m:d>
+                <m:dPr>
+                  <m:ctrlPr>
+                    <w:rPr>
+                      <w:rFonts w:ascii="Cambria Math" w:eastAsia="Times New Roman" w:hAnsi="Cambria Math" w:cs="Times New Roman"/>
+                      <w:b/>
+                      <w:bCs/>
+                      <w:i/>
+                      <w:kern w:val="0"/>
+                      <w:sz w:val="24"/>
+                      <w:szCs w:val="24"/>
+                      <w:lang w:eastAsia="en-CA"/>
+                      <w14:ligatures w14:val="none"/>
+                    </w:rPr>
+                  </m:ctrlPr>
+                </m:dPr>
+                <m:e>
+                  <m:r>
+                    <m:rPr>
+                      <m:sty m:val="bi"/>
+                    </m:rPr>
+                    <w:rPr>
+                      <w:rFonts w:ascii="Cambria Math" w:eastAsia="Times New Roman" w:hAnsi="Cambria Math" w:cs="Times New Roman"/>
+                      <w:kern w:val="0"/>
+                      <w:sz w:val="24"/>
+                      <w:szCs w:val="24"/>
+                      <w:lang w:eastAsia="en-CA"/>
+                      <w14:ligatures w14:val="none"/>
+                    </w:rPr>
+                    <m:t>β</m:t>
+                  </m:r>
+                </m:e>
+              </m:d>
+            </m:oMath>
+          </w:p>
+        </w:tc>
+        <w:tc>
+          <w:tcPr>
+            <w:tcW w:w="1309" w:type="dxa"/>
+            <w:vAlign w:val="center"/>
+          </w:tcPr>
+          <w:p>
+            <w:pPr>
+              <w:jc w:val="center"/>
+            </w:pPr>
+            <w:r>
+              <w:rPr>
+                <w:rFonts w:ascii="Times New Roman" w:eastAsia="Times New Roman" w:hAnsi="Times New Roman" w:cs="Times New Roman"/>
+                <w:b/>
+                <w:bCs/>
+                <w:kern w:val="0"/>
+                <w:sz w:val="24"/>
+                <w:szCs w:val="24"/>
+                <w:lang w:eastAsia="en-CA"/>
+                <w14:ligatures w14:val="none"/>
+              </w:rPr>
+              <w:t>Std. Error</w:t>
+            </w:r>
+          </w:p>
+        </w:tc>
+        <w:tc>
+          <w:tcPr>
+            <w:tcW w:w="1329" w:type="dxa"/>
+            <w:vAlign w:val="center"/>
+          </w:tcPr>
+          <w:p>
+            <w:pPr>
+              <w:jc w:val="center"/>
+            </w:pPr>
+            <w:r>
+              <w:rPr>
+                <w:rFonts w:ascii="Times New Roman" w:eastAsia="Times New Roman" w:hAnsi="Times New Roman" w:cs="Times New Roman"/>
+                <w:b/>
+                <w:bCs/>
+                <w:kern w:val="0"/>
+                <w:sz w:val="24"/>
+                <w:szCs w:val="24"/>
+                <w:lang w:eastAsia="en-CA"/>
+                <w14:ligatures w14:val="none"/>
+              </w:rPr>
+              <w:t>z-Value</w:t>
+            </w:r>
+          </w:p>
+        </w:tc>
+        <w:tc>
+          <w:tcPr>
+            <w:tcW w:w="1310" w:type="dxa"/>
+            <w:vAlign w:val="center"/>
+          </w:tcPr>
+          <w:p>
+            <w:pPr>
+              <w:jc w:val="center"/>
+            </w:pPr>
+            <w:r>
+              <w:rPr>
+                <w:rFonts w:ascii="Times New Roman" w:eastAsia="Times New Roman" w:hAnsi="Times New Roman" w:cs="Times New Roman"/>
+                <w:b/>
+                <w:bCs/>
+                <w:kern w:val="0"/>
+                <w:sz w:val="24"/>
+                <w:szCs w:val="24"/>
+                <w:lang w:eastAsia="en-CA"/>
+                <w14:ligatures w14:val="none"/>
+              </w:rPr>
+              <w:t>p-Value</w:t>
+            </w:r>
+          </w:p>
+        </w:tc>
+        <w:tc>
+          <w:tcPr>
+            <w:tcW w:w="1735" w:type="dxa"/>
+            <w:vAlign w:val="center"/>
+          </w:tcPr>
+          <w:p>
+            <w:pPr>
+              <w:jc w:val="center"/>
+            </w:pPr>
+            <w:r>
+              <w:rPr>
+                <w:rFonts w:ascii="Times New Roman" w:eastAsia="Times New Roman" w:hAnsi="Times New Roman" w:cs="Times New Roman"/>
+                <w:b/>
+                <w:bCs/>
+                <w:kern w:val="0"/>
+                <w:sz w:val="24"/>
+                <w:szCs w:val="24"/>
+                <w:lang w:eastAsia="en-CA"/>
+                <w14:ligatures w14:val="none"/>
+              </w:rPr>
+              <w:t>95% Confidence Interval</w:t>
+            </w:r>
+          </w:p>
+        </w:tc>
+      </w:tr>
+      <w:tr>
+        <w:tc>
+          <w:tcPr>
+            <w:tcW w:w="0" w:type="auto"/>
+            <w:hideMark/>
+          </w:tcPr>
+          <w:p>
+            <w:pPr>
+              <w:jc w:val="center"/>
+              <w:rPr>
+                <w:rFonts w:ascii="Times New Roman" w:eastAsia="Times New Roman" w:hAnsi="Times New Roman" w:cs="Times New Roman"/>
+                <w:b/>
+                <w:bCs/>
+                <w:kern w:val="0"/>
+                <w:sz w:val="24"/>
+                <w:szCs w:val="24"/>
+                <w:lang w:eastAsia="en-CA"/>
+                <w14:ligatures w14:val="none"/>
+              </w:rPr>
+            </w:pPr>
+            <w:r>
+              <w:rPr>
+                <w:rFonts w:ascii="Times New Roman" w:eastAsia="Times New Roman" w:hAnsi="Times New Roman" w:cs="Times New Roman"/>
+                <w:b/>
+                <w:bCs/>
+                <w:kern w:val="0"/>
+                <w:sz w:val="24"/>
+                <w:szCs w:val="24"/>
+                <w:lang w:eastAsia="en-CA"/>
+                <w14:ligatures w14:val="none"/>
+              </w:rPr>
+              <w:t>Intercept</w:t>
+            </w:r>
+          </w:p>
+        </w:tc>
+        <w:tc>
+          <w:tcPr>
+            <w:tcW w:w="0" w:type="auto"/>
+            <w:hideMark/>
+          </w:tcPr>
+          <w:p>
+            <w:pPr>
+              <w:jc w:val="center"/>
+              <w:rPr>
+                <w:rFonts w:ascii="Times New Roman" w:eastAsia="Times New Roman" w:hAnsi="Times New Roman" w:cs="Times New Roman"/>
+                <w:kern w:val="0"/>
+                <w:sz w:val="24"/>
+                <w:szCs w:val="24"/>
+                <w:lang w:eastAsia="en-CA"/>
+                <w14:ligatures w14:val="none"/>
+              </w:rPr>
+            </w:pPr>
+            <w:r>
+              <w:rPr>
+                <w:rFonts w:ascii="Times New Roman" w:eastAsia="Times New Roman" w:hAnsi="Times New Roman" w:cs="Times New Roman"/>
+                <w:kern w:val="0"/>
+                <w:sz w:val="24"/>
+                <w:szCs w:val="24"/>
+                <w:lang w:eastAsia="en-CA"/>
+                <w14:ligatures w14:val="none"/>
+              </w:rPr>
+              <w:t>10.697</w:t>
+            </w:r>
+          </w:p>
+        </w:tc>
+        <w:tc>
+          <w:tcPr>
+            <w:tcW w:w="0" w:type="auto"/>
+            <w:hideMark/>
+          </w:tcPr>
+          <w:p>
+            <w:pPr>
+              <w:jc w:val="center"/>
+              <w:rPr>
+                <w:rFonts w:ascii="Times New Roman" w:eastAsia="Times New Roman" w:hAnsi="Times New Roman" w:cs="Times New Roman"/>
+                <w:kern w:val="0"/>
+                <w:sz w:val="24"/>
+                <w:szCs w:val="24"/>
+                <w:lang w:eastAsia="en-CA"/>
+                <w14:ligatures w14:val="none"/>
+              </w:rPr>
+            </w:pPr>
+            <w:r>
+              <w:rPr>
+                <w:rFonts w:ascii="Times New Roman" w:eastAsia="Times New Roman" w:hAnsi="Times New Roman" w:cs="Times New Roman"/>
+                <w:kern w:val="0"/>
+                <w:sz w:val="24"/>
+                <w:szCs w:val="24"/>
+                <w:lang w:eastAsia="en-CA"/>
+                <w14:ligatures w14:val="none"/>
+              </w:rPr>
+              <w:t>0.489</w:t>
+            </w:r>
+          </w:p>
+        </w:tc>
+        <w:tc>
+          <w:tcPr>
+            <w:tcW w:w="0" w:type="auto"/>
+            <w:hideMark/>
+          </w:tcPr>
+          <w:p>
+            <w:pPr>
+              <w:jc w:val="center"/>
+              <w:rPr>
+                <w:rFonts w:ascii="Times New Roman" w:eastAsia="Times New Roman" w:hAnsi="Times New Roman" w:cs="Times New Roman"/>
+                <w:kern w:val="0"/>
+                <w:sz w:val="24"/>
+                <w:szCs w:val="24"/>
+                <w:lang w:eastAsia="en-CA"/>
+                <w14:ligatures w14:val="none"/>
+              </w:rPr>
+            </w:pPr>
+            <w:r>
+              <w:rPr>
+                <w:rFonts w:ascii="Times New Roman" w:eastAsia="Times New Roman" w:hAnsi="Times New Roman" w:cs="Times New Roman"/>
+                <w:kern w:val="0"/>
+                <w:sz w:val="24"/>
+                <w:szCs w:val="24"/>
+                <w:lang w:eastAsia="en-CA"/>
+                <w14:ligatures w14:val="none"/>
+              </w:rPr>
+              <w:t>21.862</w:t>
+            </w:r>
+          </w:p>
+        </w:tc>
+        <w:tc>
+          <w:tcPr>
+            <w:tcW w:w="0" w:type="auto"/>
+            <w:hideMark/>
+          </w:tcPr>
+          <w:p>
+            <w:pPr>
+              <w:jc w:val="center"/>
+              <w:rPr>
+                <w:rFonts w:ascii="Times New Roman" w:eastAsia="Times New Roman" w:hAnsi="Times New Roman" w:cs="Times New Roman"/>
+                <w:kern w:val="0"/>
+                <w:sz w:val="24"/>
+                <w:szCs w:val="24"/>
+                <w:lang w:eastAsia="en-CA"/>
+                <w14:ligatures w14:val="none"/>
+              </w:rPr>
+            </w:pPr>
+            <w:r>
+              <w:rPr>
+                <w:rFonts w:ascii="Times New Roman" w:eastAsia="Times New Roman" w:hAnsi="Times New Roman" w:cs="Times New Roman"/>
+                <w:kern w:val="0"/>
+                <w:sz w:val="24"/>
+                <w:szCs w:val="24"/>
+                <w:lang w:eastAsia="en-CA"/>
+                <w14:ligatures w14:val="none"/>
+              </w:rPr>
+              <w:t>&lt; 0.001</w:t>
+            </w:r>
+          </w:p>
+        </w:tc>
+        <w:tc>
+          <w:tcPr>
+            <w:tcW w:w="0" w:type="auto"/>
+            <w:hideMark/>
+          </w:tcPr>
+          <w:p>
+            <w:pPr>
+              <w:jc w:val="center"/>
+              <w:rPr>
+                <w:rFonts w:ascii="Times New Roman" w:eastAsia="Times New Roman" w:hAnsi="Times New Roman" w:cs="Times New Roman"/>
+                <w:kern w:val="0"/>
+                <w:sz w:val="24"/>
+                <w:szCs w:val="24"/>
+                <w:lang w:eastAsia="en-CA"/>
+                <w14:ligatures w14:val="none"/>
+              </w:rPr>
+            </w:pPr>
+            <w:r>
+              <w:rPr>
+                <w:rFonts w:ascii="Times New Roman" w:eastAsia="Times New Roman" w:hAnsi="Times New Roman" w:cs="Times New Roman"/>
+                <w:kern w:val="0"/>
+                <w:sz w:val="24"/>
+                <w:szCs w:val="24"/>
+                <w:lang w:eastAsia="en-CA"/>
+                <w14:ligatures w14:val="none"/>
+              </w:rPr>
+              <w:t>[9.738, 11.656]</w:t>
+            </w:r>
+          </w:p>
+        </w:tc>
+      </w:tr>
+      <w:tr>
+        <w:tc>
+          <w:tcPr>
+            <w:tcW w:w="0" w:type="auto"/>
+            <w:vAlign w:val="center"/>
+          </w:tcPr>
+          <w:p>
+            <w:pPr>
+              <w:jc w:val="center"/>
+              <w:rPr>
+                <w:rFonts w:ascii="Times New Roman" w:eastAsia="Times New Roman" w:hAnsi="Times New Roman" w:cs="Times New Roman"/>
+                <w:b/>
+                <w:bCs/>
+                <w:kern w:val="0"/>
+                <w:sz w:val="24"/>
+                <w:szCs w:val="24"/>
+                <w:lang w:eastAsia="en-CA"/>
+                <w14:ligatures w14:val="none"/>
+              </w:rPr>
+            </w:pPr>
+            <w:r>
+              <w:rPr>
+                <w:rFonts w:ascii="Times New Roman" w:eastAsia="Times New Roman" w:hAnsi="Times New Roman" w:cs="Times New Roman"/>
+                <w:b/>
+                <w:bCs/>
+                <w:kern w:val="0"/>
+                <w:sz w:val="24"/>
+                <w:szCs w:val="24"/>
+                <w:lang w:eastAsia="en-CA"/>
+                <w14:ligatures w14:val="none"/>
+              </w:rPr>
+              <w:t>Chemotaxis</w:t>
+            </w:r>
+            <w:r>
+              <w:rPr>
+                <w:rFonts w:ascii="Times New Roman" w:eastAsia="Times New Roman" w:hAnsi="Times New Roman" w:cs="Times New Roman"/>
+                <w:b/>
+                <w:bCs/>
+                <w:kern w:val="0"/>
+                <w:sz w:val="24"/>
+                <w:szCs w:val="24"/>
+                <w:lang w:eastAsia="en-CA"/>
+                <w14:ligatures w14:val="none"/>
+              </w:rPr>
+              <w:t xml:space="preserve"> </w:t>
+            </w:r>
+            <w:r>
+              <w:rPr>
+                <w:rFonts w:ascii="Times New Roman" w:eastAsia="Times New Roman" w:hAnsi="Times New Roman" w:cs="Times New Roman"/>
+                <w:b/>
+                <w:bCs/>
+                <w:kern w:val="0"/>
+                <w:sz w:val="24"/>
+                <w:szCs w:val="24"/>
+                <w:lang w:eastAsia="en-CA"/>
+                <w14:ligatures w14:val="none"/>
+              </w:rPr>
+              <w:t>[True]</w:t>
+            </w:r>
+          </w:p>
+        </w:tc>
+        <w:tc>
+          <w:tcPr>
+            <w:tcW w:w="0" w:type="auto"/>
+            <w:vAlign w:val="center"/>
+          </w:tcPr>
+          <w:p>
+            <w:pPr>
+              <w:jc w:val="center"/>
+              <w:rPr>
+                <w:rFonts w:ascii="Times New Roman" w:eastAsia="Times New Roman" w:hAnsi="Times New Roman" w:cs="Times New Roman"/>
+                <w:kern w:val="0"/>
+                <w:sz w:val="24"/>
+                <w:szCs w:val="24"/>
+                <w:lang w:eastAsia="en-CA"/>
+                <w14:ligatures w14:val="none"/>
+              </w:rPr>
+            </w:pPr>
+            <w:r>
+              <w:rPr>
+                <w:rFonts w:ascii="Times New Roman" w:eastAsia="Times New Roman" w:hAnsi="Times New Roman" w:cs="Times New Roman"/>
+                <w:kern w:val="0"/>
+                <w:sz w:val="24"/>
+                <w:szCs w:val="24"/>
+                <w:lang w:eastAsia="en-CA"/>
+                <w14:ligatures w14:val="none"/>
+              </w:rPr>
+              <w:t>-0.202</w:t>
+            </w:r>
+          </w:p>
+        </w:tc>
+        <w:tc>
+          <w:tcPr>
+            <w:tcW w:w="0" w:type="auto"/>
+            <w:vAlign w:val="center"/>
+          </w:tcPr>
+          <w:p>
+            <w:pPr>
+              <w:jc w:val="center"/>
+              <w:rPr>
+                <w:rFonts w:ascii="Times New Roman" w:eastAsia="Times New Roman" w:hAnsi="Times New Roman" w:cs="Times New Roman"/>
+                <w:kern w:val="0"/>
+                <w:sz w:val="24"/>
+                <w:szCs w:val="24"/>
+                <w:lang w:eastAsia="en-CA"/>
+                <w14:ligatures w14:val="none"/>
+              </w:rPr>
+            </w:pPr>
+            <w:r>
+              <w:rPr>
+                <w:rFonts w:ascii="Times New Roman" w:eastAsia="Times New Roman" w:hAnsi="Times New Roman" w:cs="Times New Roman"/>
+                <w:kern w:val="0"/>
+                <w:sz w:val="24"/>
+                <w:szCs w:val="24"/>
+                <w:lang w:eastAsia="en-CA"/>
+                <w14:ligatures w14:val="none"/>
+              </w:rPr>
+              <w:t>0.055</w:t>
+            </w:r>
+          </w:p>
+        </w:tc>
+        <w:tc>
+          <w:tcPr>
+            <w:tcW w:w="0" w:type="auto"/>
+            <w:vAlign w:val="center"/>
+          </w:tcPr>
+          <w:p>
+            <w:pPr>
+              <w:jc w:val="center"/>
+              <w:rPr>
+                <w:rFonts w:ascii="Times New Roman" w:eastAsia="Times New Roman" w:hAnsi="Times New Roman" w:cs="Times New Roman"/>
+                <w:kern w:val="0"/>
+                <w:sz w:val="24"/>
+                <w:szCs w:val="24"/>
+                <w:lang w:eastAsia="en-CA"/>
+                <w14:ligatures w14:val="none"/>
+              </w:rPr>
+            </w:pPr>
+            <w:r>
+              <w:rPr>
+                <w:rFonts w:ascii="Times New Roman" w:eastAsia="Times New Roman" w:hAnsi="Times New Roman" w:cs="Times New Roman"/>
+                <w:kern w:val="0"/>
+                <w:sz w:val="24"/>
+                <w:szCs w:val="24"/>
+                <w:lang w:eastAsia="en-CA"/>
+                <w14:ligatures w14:val="none"/>
+              </w:rPr>
+              <w:t>-3.685</w:t>
+            </w:r>
+          </w:p>
+        </w:tc>
+        <w:tc>
+          <w:tcPr>
+            <w:tcW w:w="0" w:type="auto"/>
+            <w:vAlign w:val="center"/>
+          </w:tcPr>
+          <w:p>
+            <w:pPr>
+              <w:jc w:val="center"/>
+              <w:rPr>
+                <w:rFonts w:ascii="Times New Roman" w:eastAsia="Times New Roman" w:hAnsi="Times New Roman" w:cs="Times New Roman"/>
+                <w:kern w:val="0"/>
+                <w:sz w:val="24"/>
+                <w:szCs w:val="24"/>
+                <w:lang w:eastAsia="en-CA"/>
+                <w14:ligatures w14:val="none"/>
+              </w:rPr>
+            </w:pPr>
+            <w:r>
+              <w:rPr>
+                <w:rFonts w:ascii="Times New Roman" w:eastAsia="Times New Roman" w:hAnsi="Times New Roman" w:cs="Times New Roman"/>
+                <w:kern w:val="0"/>
+                <w:sz w:val="24"/>
+                <w:szCs w:val="24"/>
+                <w:lang w:eastAsia="en-CA"/>
+                <w14:ligatures w14:val="none"/>
+              </w:rPr>
+              <w:t>&lt; 0.001</w:t>
+            </w:r>
+          </w:p>
+        </w:tc>
+        <w:tc>
+          <w:tcPr>
+            <w:tcW w:w="0" w:type="auto"/>
+            <w:vAlign w:val="center"/>
+          </w:tcPr>
+          <w:p>
+            <w:pPr>
+              <w:jc w:val="center"/>
+              <w:rPr>
+                <w:rFonts w:ascii="Times New Roman" w:eastAsia="Times New Roman" w:hAnsi="Times New Roman" w:cs="Times New Roman"/>
+                <w:kern w:val="0"/>
+                <w:sz w:val="24"/>
+                <w:szCs w:val="24"/>
+                <w:lang w:eastAsia="en-CA"/>
+                <w14:ligatures w14:val="none"/>
+              </w:rPr>
+            </w:pPr>
+            <w:r>
+              <w:rPr>
+                <w:rFonts w:ascii="Times New Roman" w:eastAsia="Times New Roman" w:hAnsi="Times New Roman" w:cs="Times New Roman"/>
+                <w:kern w:val="0"/>
+                <w:sz w:val="24"/>
+                <w:szCs w:val="24"/>
+                <w:lang w:eastAsia="en-CA"/>
+                <w14:ligatures w14:val="none"/>
+              </w:rPr>
+              <w:t>[-0.309, -0.094]</w:t>
+            </w:r>
+          </w:p>
+        </w:tc>
+      </w:tr>
+      <w:tr>
+        <w:tc>
+          <w:tcPr>
+            <w:tcW w:w="0" w:type="auto"/>
+            <w:vAlign w:val="center"/>
+          </w:tcPr>
+          <w:p>
+            <w:pPr>
+              <w:jc w:val="center"/>
+              <w:rPr>
+                <w:rFonts w:ascii="Times New Roman" w:eastAsia="Times New Roman" w:hAnsi="Times New Roman" w:cs="Times New Roman"/>
+                <w:b/>
+                <w:bCs/>
+                <w:kern w:val="0"/>
+                <w:sz w:val="24"/>
+                <w:szCs w:val="24"/>
+                <w:lang w:eastAsia="en-CA"/>
+                <w14:ligatures w14:val="none"/>
+              </w:rPr>
+            </w:pPr>
+            <w:r>
+              <w:rPr>
+                <w:rFonts w:ascii="Times New Roman" w:eastAsia="Times New Roman" w:hAnsi="Times New Roman" w:cs="Times New Roman"/>
+                <w:b/>
+                <w:bCs/>
+                <w:kern w:val="0"/>
+                <w:sz w:val="24"/>
+                <w:szCs w:val="24"/>
+                <w:lang w:eastAsia="en-CA"/>
+                <w14:ligatures w14:val="none"/>
+              </w:rPr>
+              <w:t>R_a_Conj</w:t>
+            </w:r>
+            <w:r>
+              <w:rPr>
+                <w:rFonts w:ascii="Times New Roman" w:eastAsia="Times New Roman" w:hAnsi="Times New Roman" w:cs="Times New Roman"/>
+                <w:b/>
+                <w:bCs/>
+                <w:kern w:val="0"/>
+                <w:sz w:val="24"/>
+                <w:szCs w:val="24"/>
+                <w:lang w:eastAsia="en-CA"/>
+                <w14:ligatures w14:val="none"/>
+              </w:rPr>
+              <w:t xml:space="preserve"> </w:t>
+            </w:r>
+            <w:r>
+              <w:rPr>
+                <w:rFonts w:ascii="Times New Roman" w:eastAsia="Times New Roman" w:hAnsi="Times New Roman" w:cs="Times New Roman"/>
+                <w:b/>
+                <w:bCs/>
+                <w:kern w:val="0"/>
+                <w:sz w:val="24"/>
+                <w:szCs w:val="24"/>
+                <w:lang w:eastAsia="en-CA"/>
+                <w14:ligatures w14:val="none"/>
+              </w:rPr>
+              <w:t>[True]</w:t>
+            </w:r>
+          </w:p>
+        </w:tc>
+        <w:tc>
+          <w:tcPr>
+            <w:tcW w:w="0" w:type="auto"/>
+            <w:vAlign w:val="center"/>
+          </w:tcPr>
+          <w:p>
+            <w:pPr>
+              <w:jc w:val="center"/>
+              <w:rPr>
+                <w:rFonts w:ascii="Times New Roman" w:eastAsia="Times New Roman" w:hAnsi="Times New Roman" w:cs="Times New Roman"/>
+                <w:kern w:val="0"/>
+                <w:sz w:val="24"/>
+                <w:szCs w:val="24"/>
+                <w:lang w:eastAsia="en-CA"/>
+                <w14:ligatures w14:val="none"/>
+              </w:rPr>
+            </w:pPr>
+            <w:r>
+              <w:rPr>
+                <w:rFonts w:ascii="Times New Roman" w:eastAsia="Times New Roman" w:hAnsi="Times New Roman" w:cs="Times New Roman"/>
+                <w:kern w:val="0"/>
+                <w:sz w:val="24"/>
+                <w:szCs w:val="24"/>
+                <w:lang w:eastAsia="en-CA"/>
+                <w14:ligatures w14:val="none"/>
+              </w:rPr>
+              <w:t>-0.185</w:t>
+            </w:r>
+          </w:p>
+        </w:tc>
+        <w:tc>
+          <w:tcPr>
+            <w:tcW w:w="0" w:type="auto"/>
+            <w:vAlign w:val="center"/>
+          </w:tcPr>
+          <w:p>
+            <w:pPr>
+              <w:jc w:val="center"/>
+              <w:rPr>
+                <w:rFonts w:ascii="Times New Roman" w:eastAsia="Times New Roman" w:hAnsi="Times New Roman" w:cs="Times New Roman"/>
+                <w:kern w:val="0"/>
+                <w:sz w:val="24"/>
+                <w:szCs w:val="24"/>
+                <w:lang w:eastAsia="en-CA"/>
+                <w14:ligatures w14:val="none"/>
+              </w:rPr>
+            </w:pPr>
+            <w:r>
+              <w:rPr>
+                <w:rFonts w:ascii="Times New Roman" w:eastAsia="Times New Roman" w:hAnsi="Times New Roman" w:cs="Times New Roman"/>
+                <w:kern w:val="0"/>
+                <w:sz w:val="24"/>
+                <w:szCs w:val="24"/>
+                <w:lang w:eastAsia="en-CA"/>
+                <w14:ligatures w14:val="none"/>
+              </w:rPr>
+              <w:t>0.045</w:t>
+            </w:r>
+          </w:p>
+        </w:tc>
+        <w:tc>
+          <w:tcPr>
+            <w:tcW w:w="0" w:type="auto"/>
+            <w:vAlign w:val="center"/>
+          </w:tcPr>
+          <w:p>
+            <w:pPr>
+              <w:jc w:val="center"/>
+              <w:rPr>
+                <w:rFonts w:ascii="Times New Roman" w:eastAsia="Times New Roman" w:hAnsi="Times New Roman" w:cs="Times New Roman"/>
+                <w:kern w:val="0"/>
+                <w:sz w:val="24"/>
+                <w:szCs w:val="24"/>
+                <w:lang w:eastAsia="en-CA"/>
+                <w14:ligatures w14:val="none"/>
+              </w:rPr>
+            </w:pPr>
+            <w:r>
+              <w:rPr>
+                <w:rFonts w:ascii="Times New Roman" w:eastAsia="Times New Roman" w:hAnsi="Times New Roman" w:cs="Times New Roman"/>
+                <w:kern w:val="0"/>
+                <w:sz w:val="24"/>
+                <w:szCs w:val="24"/>
+                <w:lang w:eastAsia="en-CA"/>
+                <w14:ligatures w14:val="none"/>
+              </w:rPr>
+              <w:t>-4.080</w:t>
+            </w:r>
+          </w:p>
+        </w:tc>
+        <w:tc>
+          <w:tcPr>
+            <w:tcW w:w="0" w:type="auto"/>
+            <w:vAlign w:val="center"/>
+          </w:tcPr>
+          <w:p>
+            <w:pPr>
+              <w:jc w:val="center"/>
+              <w:rPr>
+                <w:rFonts w:ascii="Times New Roman" w:eastAsia="Times New Roman" w:hAnsi="Times New Roman" w:cs="Times New Roman"/>
+                <w:kern w:val="0"/>
+                <w:sz w:val="24"/>
+                <w:szCs w:val="24"/>
+                <w:lang w:eastAsia="en-CA"/>
+                <w14:ligatures w14:val="none"/>
+              </w:rPr>
+            </w:pPr>
+            <w:r>
+              <w:rPr>
+                <w:rFonts w:ascii="Times New Roman" w:eastAsia="Times New Roman" w:hAnsi="Times New Roman" w:cs="Times New Roman"/>
+                <w:kern w:val="0"/>
+                <w:sz w:val="24"/>
+                <w:szCs w:val="24"/>
+                <w:lang w:eastAsia="en-CA"/>
+                <w14:ligatures w14:val="none"/>
+              </w:rPr>
+              <w:t>&lt; 0.001</w:t>
+            </w:r>
+          </w:p>
+        </w:tc>
+        <w:tc>
+          <w:tcPr>
+            <w:tcW w:w="0" w:type="auto"/>
+            <w:vAlign w:val="center"/>
+          </w:tcPr>
+          <w:p>
+            <w:pPr>
+              <w:jc w:val="center"/>
+              <w:rPr>
+                <w:rFonts w:ascii="Times New Roman" w:eastAsia="Times New Roman" w:hAnsi="Times New Roman" w:cs="Times New Roman"/>
+                <w:kern w:val="0"/>
+                <w:sz w:val="24"/>
+                <w:szCs w:val="24"/>
+                <w:lang w:eastAsia="en-CA"/>
+                <w14:ligatures w14:val="none"/>
+              </w:rPr>
+            </w:pPr>
+            <w:r>
+              <w:rPr>
+                <w:rFonts w:ascii="Times New Roman" w:eastAsia="Times New Roman" w:hAnsi="Times New Roman" w:cs="Times New Roman"/>
+                <w:kern w:val="0"/>
+                <w:sz w:val="24"/>
+                <w:szCs w:val="24"/>
+                <w:lang w:eastAsia="en-CA"/>
+                <w14:ligatures w14:val="none"/>
+              </w:rPr>
+              <w:t>[-0.274, -0.096]</w:t>
+            </w:r>
+          </w:p>
+        </w:tc>
+      </w:tr>
+      <w:tr>
+        <w:tc>
+          <w:tcPr>
+            <w:tcW w:w="0" w:type="auto"/>
+            <w:vAlign w:val="center"/>
+          </w:tcPr>
+          <w:p>
+            <w:pPr>
+              <w:jc w:val="center"/>
+              <w:rPr>
+                <w:rFonts w:ascii="Times New Roman" w:eastAsia="Times New Roman" w:hAnsi="Times New Roman" w:cs="Times New Roman"/>
+                <w:b/>
+                <w:bCs/>
+                <w:kern w:val="0"/>
+                <w:sz w:val="24"/>
+                <w:szCs w:val="24"/>
+                <w:lang w:eastAsia="en-CA"/>
+                <w14:ligatures w14:val="none"/>
+              </w:rPr>
+            </w:pPr>
+            <w:r>
+              <w:rPr>
+                <w:rFonts w:ascii="Times New Roman" w:eastAsia="Times New Roman" w:hAnsi="Times New Roman" w:cs="Times New Roman"/>
+                <w:b/>
+                <w:bCs/>
+                <w:kern w:val="0"/>
+                <w:sz w:val="24"/>
+                <w:szCs w:val="24"/>
+                <w:lang w:eastAsia="en-CA"/>
+                <w14:ligatures w14:val="none"/>
+              </w:rPr>
+              <w:t>SOS</w:t>
+            </w:r>
+            <w:r>
+              <w:rPr>
+                <w:rFonts w:ascii="Times New Roman" w:eastAsia="Times New Roman" w:hAnsi="Times New Roman" w:cs="Times New Roman"/>
+                <w:b/>
+                <w:bCs/>
+                <w:kern w:val="0"/>
+                <w:sz w:val="24"/>
+                <w:szCs w:val="24"/>
+                <w:lang w:eastAsia="en-CA"/>
+                <w14:ligatures w14:val="none"/>
+              </w:rPr>
+              <w:t xml:space="preserve"> </w:t>
+            </w:r>
+            <w:r>
+              <w:rPr>
+                <w:rFonts w:ascii="Times New Roman" w:eastAsia="Times New Roman" w:hAnsi="Times New Roman" w:cs="Times New Roman"/>
+                <w:b/>
+                <w:bCs/>
+                <w:kern w:val="0"/>
+                <w:sz w:val="24"/>
+                <w:szCs w:val="24"/>
+                <w:lang w:eastAsia="en-CA"/>
+                <w14:ligatures w14:val="none"/>
+              </w:rPr>
+              <w:t>[True]</w:t>
+            </w:r>
+          </w:p>
+        </w:tc>
+        <w:tc>
+          <w:tcPr>
+            <w:tcW w:w="0" w:type="auto"/>
+            <w:vAlign w:val="center"/>
+          </w:tcPr>
+          <w:p>
+            <w:pPr>
+              <w:jc w:val="center"/>
+              <w:rPr>
+                <w:rFonts w:ascii="Times New Roman" w:eastAsia="Times New Roman" w:hAnsi="Times New Roman" w:cs="Times New Roman"/>
+                <w:kern w:val="0"/>
+                <w:sz w:val="24"/>
+                <w:szCs w:val="24"/>
+                <w:lang w:eastAsia="en-CA"/>
+                <w14:ligatures w14:val="none"/>
+              </w:rPr>
+            </w:pPr>
+            <w:r>
+              <w:rPr>
+                <w:rFonts w:ascii="Times New Roman" w:eastAsia="Times New Roman" w:hAnsi="Times New Roman" w:cs="Times New Roman"/>
+                <w:kern w:val="0"/>
+                <w:sz w:val="24"/>
+                <w:szCs w:val="24"/>
+                <w:lang w:eastAsia="en-CA"/>
+                <w14:ligatures w14:val="none"/>
+              </w:rPr>
+              <w:t>-0.832</w:t>
+            </w:r>
+          </w:p>
+        </w:tc>
+        <w:tc>
+          <w:tcPr>
+            <w:tcW w:w="0" w:type="auto"/>
+            <w:vAlign w:val="center"/>
+          </w:tcPr>
+          <w:p>
+            <w:pPr>
+              <w:jc w:val="center"/>
+              <w:rPr>
+                <w:rFonts w:ascii="Times New Roman" w:eastAsia="Times New Roman" w:hAnsi="Times New Roman" w:cs="Times New Roman"/>
+                <w:kern w:val="0"/>
+                <w:sz w:val="24"/>
+                <w:szCs w:val="24"/>
+                <w:lang w:eastAsia="en-CA"/>
+                <w14:ligatures w14:val="none"/>
+              </w:rPr>
+            </w:pPr>
+            <w:r>
+              <w:rPr>
+                <w:rFonts w:ascii="Times New Roman" w:eastAsia="Times New Roman" w:hAnsi="Times New Roman" w:cs="Times New Roman"/>
+                <w:kern w:val="0"/>
+                <w:sz w:val="24"/>
+                <w:szCs w:val="24"/>
+                <w:lang w:eastAsia="en-CA"/>
+                <w14:ligatures w14:val="none"/>
+              </w:rPr>
+              <w:t>0.055</w:t>
+            </w:r>
+          </w:p>
+        </w:tc>
+        <w:tc>
+          <w:tcPr>
+            <w:tcW w:w="0" w:type="auto"/>
+            <w:vAlign w:val="center"/>
+          </w:tcPr>
+          <w:p>
+            <w:pPr>
+              <w:jc w:val="center"/>
+              <w:rPr>
+                <w:rFonts w:ascii="Times New Roman" w:eastAsia="Times New Roman" w:hAnsi="Times New Roman" w:cs="Times New Roman"/>
+                <w:kern w:val="0"/>
+                <w:sz w:val="24"/>
+                <w:szCs w:val="24"/>
+                <w:lang w:eastAsia="en-CA"/>
+                <w14:ligatures w14:val="none"/>
+              </w:rPr>
+            </w:pPr>
+            <w:r>
+              <w:rPr>
+                <w:rFonts w:ascii="Times New Roman" w:eastAsia="Times New Roman" w:hAnsi="Times New Roman" w:cs="Times New Roman"/>
+                <w:kern w:val="0"/>
+                <w:sz w:val="24"/>
+                <w:szCs w:val="24"/>
+                <w:lang w:eastAsia="en-CA"/>
+                <w14:ligatures w14:val="none"/>
+              </w:rPr>
+              <w:t>-15.119</w:t>
+            </w:r>
+          </w:p>
+        </w:tc>
+        <w:tc>
+          <w:tcPr>
+            <w:tcW w:w="0" w:type="auto"/>
+            <w:vAlign w:val="center"/>
+          </w:tcPr>
+          <w:p>
+            <w:pPr>
+              <w:jc w:val="center"/>
+              <w:rPr>
+                <w:rFonts w:ascii="Times New Roman" w:eastAsia="Times New Roman" w:hAnsi="Times New Roman" w:cs="Times New Roman"/>
+                <w:kern w:val="0"/>
+                <w:sz w:val="24"/>
+                <w:szCs w:val="24"/>
+                <w:lang w:eastAsia="en-CA"/>
+                <w14:ligatures w14:val="none"/>
+              </w:rPr>
+            </w:pPr>
+            <w:r>
+              <w:rPr>
+                <w:rFonts w:ascii="Times New Roman" w:eastAsia="Times New Roman" w:hAnsi="Times New Roman" w:cs="Times New Roman"/>
+                <w:kern w:val="0"/>
+                <w:sz w:val="24"/>
+                <w:szCs w:val="24"/>
+                <w:lang w:eastAsia="en-CA"/>
+                <w14:ligatures w14:val="none"/>
+              </w:rPr>
+              <w:t>&lt; 0.001</w:t>
+            </w:r>
+          </w:p>
+        </w:tc>
+        <w:tc>
+          <w:tcPr>
+            <w:tcW w:w="0" w:type="auto"/>
+            <w:vAlign w:val="center"/>
+          </w:tcPr>
+          <w:p>
+            <w:pPr>
+              <w:jc w:val="center"/>
+              <w:rPr>
+                <w:rFonts w:ascii="Times New Roman" w:eastAsia="Times New Roman" w:hAnsi="Times New Roman" w:cs="Times New Roman"/>
+                <w:kern w:val="0"/>
+                <w:sz w:val="24"/>
+                <w:szCs w:val="24"/>
+                <w:lang w:eastAsia="en-CA"/>
+                <w14:ligatures w14:val="none"/>
+              </w:rPr>
+            </w:pPr>
+            <w:r>
+              <w:rPr>
+                <w:rFonts w:ascii="Times New Roman" w:eastAsia="Times New Roman" w:hAnsi="Times New Roman" w:cs="Times New Roman"/>
+                <w:kern w:val="0"/>
+                <w:sz w:val="24"/>
+                <w:szCs w:val="24"/>
+                <w:lang w:eastAsia="en-CA"/>
+                <w14:ligatures w14:val="none"/>
+              </w:rPr>
+              <w:t>[-0.940, -0.724]</w:t>
+            </w:r>
+          </w:p>
+        </w:tc>
+      </w:tr>
+      <w:tr>
+        <w:tc>
+          <w:tcPr>
+            <w:tcW w:w="0" w:type="auto"/>
+            <w:vAlign w:val="center"/>
+          </w:tcPr>
+          <w:p>
+            <w:pPr>
+              <w:jc w:val="center"/>
+              <w:rPr>
+                <w:rFonts w:ascii="Times New Roman" w:eastAsia="Times New Roman" w:hAnsi="Times New Roman" w:cs="Times New Roman"/>
+                <w:b/>
+                <w:bCs/>
+                <w:kern w:val="0"/>
+                <w:sz w:val="24"/>
+                <w:szCs w:val="24"/>
+                <w:lang w:eastAsia="en-CA"/>
+                <w14:ligatures w14:val="none"/>
+              </w:rPr>
+            </w:pPr>
+            <w:r>
+              <w:rPr>
+                <w:rFonts w:ascii="Times New Roman" w:eastAsia="Times New Roman" w:hAnsi="Times New Roman" w:cs="Times New Roman"/>
+                <w:b/>
+                <w:bCs/>
+                <w:kern w:val="0"/>
+                <w:sz w:val="24"/>
+                <w:szCs w:val="24"/>
+                <w:lang w:eastAsia="en-CA"/>
+                <w14:ligatures w14:val="none"/>
+              </w:rPr>
+              <w:t>Dataset Variance</w:t>
+            </w:r>
+          </w:p>
+        </w:tc>
+        <w:tc>
+          <w:tcPr>
+            <w:tcW w:w="0" w:type="auto"/>
+            <w:vAlign w:val="center"/>
+          </w:tcPr>
+          <w:p>
+            <w:pPr>
+              <w:jc w:val="center"/>
+              <w:rPr>
+                <w:rFonts w:ascii="Times New Roman" w:eastAsia="Times New Roman" w:hAnsi="Times New Roman" w:cs="Times New Roman"/>
+                <w:kern w:val="0"/>
+                <w:sz w:val="24"/>
+                <w:szCs w:val="24"/>
+                <w:lang w:eastAsia="en-CA"/>
+                <w14:ligatures w14:val="none"/>
+              </w:rPr>
+            </w:pPr>
+            <w:r>
+              <w:rPr>
+                <w:rFonts w:ascii="Times New Roman" w:eastAsia="Times New Roman" w:hAnsi="Times New Roman" w:cs="Times New Roman"/>
+                <w:kern w:val="0"/>
+                <w:sz w:val="24"/>
+                <w:szCs w:val="24"/>
+                <w:lang w:eastAsia="en-CA"/>
+                <w14:ligatures w14:val="none"/>
+              </w:rPr>
+              <w:t>0.702</w:t>
+            </w:r>
+          </w:p>
+        </w:tc>
+        <w:tc>
+          <w:tcPr>
+            <w:tcW w:w="0" w:type="auto"/>
+            <w:vAlign w:val="center"/>
+          </w:tcPr>
+          <w:p>
+            <w:pPr>
+              <w:jc w:val="center"/>
+              <w:rPr>
+                <w:rFonts w:ascii="Times New Roman" w:eastAsia="Times New Roman" w:hAnsi="Times New Roman" w:cs="Times New Roman"/>
+                <w:kern w:val="0"/>
+                <w:sz w:val="24"/>
+                <w:szCs w:val="24"/>
+                <w:lang w:eastAsia="en-CA"/>
+                <w14:ligatures w14:val="none"/>
+              </w:rPr>
+            </w:pPr>
+            <w:r>
+              <w:rPr>
+                <w:rFonts w:ascii="Times New Roman" w:eastAsia="Times New Roman" w:hAnsi="Times New Roman" w:cs="Times New Roman"/>
+                <w:kern w:val="0"/>
+                <w:sz w:val="24"/>
+                <w:szCs w:val="24"/>
+                <w:lang w:eastAsia="en-CA"/>
+                <w14:ligatures w14:val="none"/>
+              </w:rPr>
+              <w:t>1.836</w:t>
+            </w:r>
+          </w:p>
+        </w:tc>
+        <w:tc>
+          <w:tcPr>
+            <w:tcW w:w="0" w:type="auto"/>
+            <w:vAlign w:val="center"/>
+          </w:tcPr>
+          <w:p>
+            <w:pPr>
+              <w:jc w:val="center"/>
+              <w:rPr>
+                <w:rFonts w:ascii="Times New Roman" w:eastAsia="Times New Roman" w:hAnsi="Times New Roman" w:cs="Times New Roman"/>
+                <w:kern w:val="0"/>
+                <w:sz w:val="24"/>
+                <w:szCs w:val="24"/>
+                <w:lang w:eastAsia="en-CA"/>
+                <w14:ligatures w14:val="none"/>
+              </w:rPr>
+            </w:pPr>
+          </w:p>
+        </w:tc>
+        <w:tc>
+          <w:tcPr>
+            <w:tcW w:w="0" w:type="auto"/>
+            <w:vAlign w:val="center"/>
+          </w:tcPr>
+          <w:p>
+            <w:pPr>
+              <w:jc w:val="center"/>
+              <w:rPr>
+                <w:rFonts w:ascii="Times New Roman" w:eastAsia="Times New Roman" w:hAnsi="Times New Roman" w:cs="Times New Roman"/>
+                <w:kern w:val="0"/>
+                <w:sz w:val="24"/>
+                <w:szCs w:val="24"/>
+                <w:lang w:eastAsia="en-CA"/>
+                <w14:ligatures w14:val="none"/>
+              </w:rPr>
+            </w:pPr>
+          </w:p>
+        </w:tc>
+        <w:tc>
+          <w:tcPr>
+            <w:tcW w:w="0" w:type="auto"/>
+            <w:vAlign w:val="center"/>
+          </w:tcPr>
+          <w:p>
+            <w:pPr>
+              <w:jc w:val="center"/>
+              <w:rPr>
+                <w:rFonts w:ascii="Times New Roman" w:eastAsia="Times New Roman" w:hAnsi="Times New Roman" w:cs="Times New Roman"/>
+                <w:kern w:val="0"/>
+                <w:sz w:val="24"/>
+                <w:szCs w:val="24"/>
+                <w:lang w:eastAsia="en-CA"/>
+                <w14:ligatures w14:val="none"/>
+              </w:rPr>
+            </w:pPr>
+          </w:p>
+        </w:tc>
+      </w:tr>
+    </w:tbl>
+    <w:p>
+      <w:pPr>
+        <w:spacing w:after="0"/>
+      </w:pPr>
+    </w:p>
+    <w:p>
+      <w:pPr>
+        <w:spacing w:after="0"/>
+      </w:pPr>
+      <w:r>
+        <w:t xml:space="preserve">Table 1 - </w:t>
+      </w:r>
+      <w:r>
+        <w:t>Final Mixed-Effect Regression Model</w:t>
+      </w:r>
+    </w:p>
+    <w:p>
+      <w:pPr>
+        <w:spacing w:after="0"/>
+      </w:pPr>
+    </w:p>
+    <w:p>
+      <w:pPr>
+        <w:spacing w:after="0"/>
+      </w:pPr>
+      <w:r>
+        <w:t>All variables in the table significantly reduce the time until mutant bacteria fix into a population along an antibiotic gradient</w:t>
+      </w:r>
+      <w:r>
+        <w:t xml:space="preserve"> </w:t>
+      </w:r>
+      <m:oMath>
+        <m:r>
+          <w:rPr>
+            <w:rFonts w:ascii="Cambria Math" w:hAnsi="Cambria Math"/>
+          </w:rPr>
+          <m:t>(p&lt;0.001)</m:t>
+        </m:r>
+      </m:oMath>
+      <w:r>
+        <w:t>.  The variance between datasets accounts for a change in bacterial starting positions along the gradient.  The variables R_a with Conjugation is the least consequential in reducing time to fixation</w:t>
+      </w:r>
+      <w:r>
+        <w:t xml:space="preserve"> (</w:t>
+      </w:r>
+      <m:oMath>
+        <m:r>
+          <w:rPr>
+            <w:rFonts w:ascii="Cambria Math" w:hAnsi="Cambria Math"/>
+          </w:rPr>
+          <m:t>β=</m:t>
+        </m:r>
+        <m:r>
+          <m:rPr>
+            <m:sty m:val="p"/>
+          </m:rPr>
+          <w:rPr>
+            <w:rFonts w:ascii="Cambria Math" w:eastAsia="Times New Roman" w:hAnsi="Cambria Math" w:cs="Times New Roman"/>
+            <w:kern w:val="0"/>
+            <w:sz w:val="24"/>
+            <w:szCs w:val="24"/>
+            <w:lang w:eastAsia="en-CA"/>
+            <w14:ligatures w14:val="none"/>
+          </w:rPr>
+          <m:t>-0.185</m:t>
+        </m:r>
+        <m:r>
+          <m:rPr>
+            <m:sty m:val="p"/>
+          </m:rPr>
+          <w:rPr>
+            <w:rFonts w:ascii="Cambria Math" w:eastAsia="Times New Roman" w:hAnsi="Cambria Math" w:cs="Times New Roman"/>
+            <w:kern w:val="0"/>
+            <w:sz w:val="24"/>
+            <w:szCs w:val="24"/>
+            <w:lang w:eastAsia="en-CA"/>
+            <w14:ligatures w14:val="none"/>
+          </w:rPr>
+          <m:t>)</m:t>
+        </m:r>
+      </m:oMath>
+      <w:r>
+        <w:t xml:space="preserve">.  </w:t>
+      </w:r>
+      <w:r>
+        <w:t xml:space="preserve">This synergistic relationship could be explored further for optimizing bacterial fixation strategies with a more advanced conjugation and plasmid model.  </w:t>
+      </w:r>
+      <w:r>
+        <w:t xml:space="preserve">Chemotaxis provides a more consequential time to fixation and </w:t>
+      </w:r>
+      <w:r>
+        <w:t>the model has a greater fit</w:t>
+      </w:r>
+      <w:r>
+        <w:t xml:space="preserve"> </w:t>
+      </w:r>
+      <w:r>
+        <w:t>(</w:t>
+      </w:r>
+      <m:oMath>
+        <m:r>
+          <w:rPr>
+            <w:rFonts w:ascii="Cambria Math" w:hAnsi="Cambria Math"/>
+          </w:rPr>
+          <m:t>β=</m:t>
+        </m:r>
+        <m:r>
+          <m:rPr>
+            <m:sty m:val="p"/>
+          </m:rPr>
+          <w:rPr>
+            <w:rFonts w:ascii="Cambria Math" w:eastAsia="Times New Roman" w:hAnsi="Cambria Math" w:cs="Times New Roman"/>
+            <w:kern w:val="0"/>
+            <w:sz w:val="24"/>
+            <w:szCs w:val="24"/>
+            <w:lang w:eastAsia="en-CA"/>
+            <w14:ligatures w14:val="none"/>
+          </w:rPr>
+          <m:t>-0.</m:t>
+        </m:r>
+        <m:r>
+          <m:rPr>
+            <m:sty m:val="p"/>
+          </m:rPr>
+          <w:rPr>
+            <w:rFonts w:ascii="Cambria Math" w:eastAsia="Times New Roman" w:hAnsi="Cambria Math" w:cs="Times New Roman"/>
+            <w:kern w:val="0"/>
+            <w:sz w:val="24"/>
+            <w:szCs w:val="24"/>
+            <w:lang w:eastAsia="en-CA"/>
+            <w14:ligatures w14:val="none"/>
+          </w:rPr>
+          <m:t>202</m:t>
+        </m:r>
+        <m:r>
+          <m:rPr>
+            <m:sty m:val="p"/>
+          </m:rPr>
+          <w:rPr>
+            <w:rFonts w:ascii="Cambria Math" w:eastAsia="Times New Roman" w:hAnsi="Cambria Math" w:cs="Times New Roman"/>
+            <w:kern w:val="0"/>
+            <w:sz w:val="24"/>
+            <w:szCs w:val="24"/>
+            <w:lang w:eastAsia="en-CA"/>
+            <w14:ligatures w14:val="none"/>
+          </w:rPr>
+          <m:t>)</m:t>
+        </m:r>
+      </m:oMath>
+      <w:r>
+        <w:t xml:space="preserve">.  </w:t>
+      </w:r>
+      <w:r>
+        <w:t>The magnitude of this effect is lessened by the model being one dimensional, as random diffusion away from higher population concentrations is still directed up the antibiotic gradient.  If the model was increased to 2 dimensions, chemotaxis would play a significantly greater effect on directed migration towards food.</w:t>
+      </w:r>
+      <w:r>
+        <w:t xml:space="preserve">  The most consequential variable to reduce time to fixation is the SOS response mutation rate</w:t>
+      </w:r>
+      <w:r>
+        <w:t xml:space="preserve"> </w:t>
+      </w:r>
+      <w:r>
+        <w:t>(</w:t>
+      </w:r>
+      <m:oMath>
+        <m:r>
+          <w:rPr>
+            <w:rFonts w:ascii="Cambria Math" w:hAnsi="Cambria Math"/>
+          </w:rPr>
+          <m:t>β=</m:t>
+        </m:r>
+        <m:r>
+          <m:rPr>
+            <m:sty m:val="p"/>
+          </m:rPr>
+          <w:rPr>
+            <w:rFonts w:ascii="Cambria Math" w:eastAsia="Times New Roman" w:hAnsi="Cambria Math" w:cs="Times New Roman"/>
+            <w:kern w:val="0"/>
+            <w:sz w:val="24"/>
+            <w:szCs w:val="24"/>
+            <w:lang w:eastAsia="en-CA"/>
+            <w14:ligatures w14:val="none"/>
+          </w:rPr>
+          <m:t>-0.</m:t>
+        </m:r>
+        <m:r>
+          <m:rPr>
+            <m:sty m:val="p"/>
+          </m:rPr>
+          <w:rPr>
+            <w:rFonts w:ascii="Cambria Math" w:eastAsia="Times New Roman" w:hAnsi="Cambria Math" w:cs="Times New Roman"/>
+            <w:kern w:val="0"/>
+            <w:sz w:val="24"/>
+            <w:szCs w:val="24"/>
+            <w:lang w:eastAsia="en-CA"/>
+            <w14:ligatures w14:val="none"/>
+          </w:rPr>
+          <m:t>832</m:t>
+        </m:r>
+        <m:r>
+          <m:rPr>
+            <m:sty m:val="p"/>
+          </m:rPr>
+          <w:rPr>
+            <w:rFonts w:ascii="Cambria Math" w:eastAsia="Times New Roman" w:hAnsi="Cambria Math" w:cs="Times New Roman"/>
+            <w:kern w:val="0"/>
+            <w:sz w:val="24"/>
+            <w:szCs w:val="24"/>
+            <w:lang w:eastAsia="en-CA"/>
+            <w14:ligatures w14:val="none"/>
+          </w:rPr>
+          <m:t>)</m:t>
+        </m:r>
+      </m:oMath>
+      <w:r>
+        <w:t xml:space="preserve">.  The increased mutation rate enhances genetic diversity increasing the probability of survival under severe stress conditions through natural selection.  </w:t>
+      </w:r>
+      <w:r>
+        <w:t xml:space="preserve">This is because a </w:t>
+      </w:r>
+      <w:r>
+        <w:t xml:space="preserve">random </w:t>
+      </w:r>
+      <w:r>
+        <w:t xml:space="preserve">mutation occurring </w:t>
+      </w:r>
+      <w:r>
+        <w:t>alongside</w:t>
+      </w:r>
+      <w:r>
+        <w:t xml:space="preserve"> or within the antibiotic </w:t>
+      </w:r>
+      <w:r>
+        <w:t>combined with</w:t>
+      </w:r>
+      <w:r>
+        <w:t xml:space="preserve"> how quickly that mutant migrates towards the area to fix in a low wildtype population is the </w:t>
+      </w:r>
+      <w:r>
+        <w:t>most influential</w:t>
+      </w:r>
+      <w:r>
+        <w:t xml:space="preserve"> variable for time to fixation.</w:t>
+      </w:r>
+      <w:r>
+        <w:t xml:space="preserve">  </w:t>
+      </w:r>
+      <w:r>
+        <w:t>These results strongly suggest that in studies showing accelerated evolution to antibiotics within a matter of hours, the SOS response plays a crucial role.</w:t>
       </w:r>
     </w:p>
     <w:sectPr>
@@ -1241,6 +2713,7 @@
   <w:style w:type="character" w:default="1" w:styleId="DefaultParagraphFont">
     <w:name w:val="Default Paragraph Font"/>
     <w:uiPriority w:val="1"/>
+    <w:semiHidden/>
     <w:unhideWhenUsed/>
   </w:style>
   <w:style w:type="table" w:default="1" w:styleId="TableNormal">
@@ -1273,6 +2746,25 @@
     <w:rPr>
       <w:color w:val="666666"/>
     </w:rPr>
+  </w:style>
+  <w:style w:type="table" w:styleId="TableGrid">
+    <w:name w:val="Table Grid"/>
+    <w:basedOn w:val="TableNormal"/>
+    <w:uiPriority w:val="59"/>
+    <w:rsid w:val="00D96F3F"/>
+    <w:pPr>
+      <w:spacing w:after="0" w:line="240" w:lineRule="auto"/>
+    </w:pPr>
+    <w:tblPr>
+      <w:tblBorders>
+        <w:top w:val="single" w:sz="4" w:space="0" w:color="auto"/>
+        <w:left w:val="single" w:sz="4" w:space="0" w:color="auto"/>
+        <w:bottom w:val="single" w:sz="4" w:space="0" w:color="auto"/>
+        <w:right w:val="single" w:sz="4" w:space="0" w:color="auto"/>
+        <w:insideH w:val="single" w:sz="4" w:space="0" w:color="auto"/>
+        <w:insideV w:val="single" w:sz="4" w:space="0" w:color="auto"/>
+      </w:tblBorders>
+    </w:tblPr>
   </w:style>
 </w:styles>
 </file>

--- a/Time to Fixation Experiments/Conclusion.docx
+++ b/Time to Fixation Experiments/Conclusion.docx
@@ -15,10 +15,23 @@
     </w:p>
     <w:p>
       <w:r>
-        <w:t>In this analysis “Normal Equation” is the model with both conjugation and R_a</w:t>
-      </w:r>
-      <w:r>
-        <w:t>, (R_a being the response function to slow down run speed in antibiotic).</w:t>
+        <w:t xml:space="preserve">In this analysis “Normal Equation” is the model with both conjugation and </w:t>
+      </w:r>
+      <w:proofErr w:type="spellStart"/>
+      <w:r>
+        <w:t>R_a</w:t>
+      </w:r>
+      <w:proofErr w:type="spellEnd"/>
+      <w:r>
+        <w:t>, (</w:t>
+      </w:r>
+      <w:proofErr w:type="spellStart"/>
+      <w:r>
+        <w:t>R_a</w:t>
+      </w:r>
+      <w:proofErr w:type="spellEnd"/>
+      <w:r>
+        <w:t xml:space="preserve"> being the response function to slow down run speed in antibiotic).</w:t>
       </w:r>
       <w:r>
         <w:t xml:space="preserve">  </w:t>
@@ -48,7 +61,15 @@
         <w:t xml:space="preserve">compared </w:t>
       </w:r>
       <w:r>
-        <w:t>to the groups without R_a, both with and without Conjugation (</w:t>
+        <w:t xml:space="preserve">to the groups without </w:t>
+      </w:r>
+      <w:proofErr w:type="spellStart"/>
+      <w:r>
+        <w:t>R_a</w:t>
+      </w:r>
+      <w:proofErr w:type="spellEnd"/>
+      <w:r>
+        <w:t>, both with and without Conjugation (</w:t>
       </w:r>
       <w:r>
         <w:t xml:space="preserve">E.S. </w:t>
@@ -72,7 +93,15 @@
         <w:t>N</w:t>
       </w:r>
       <w:r>
-        <w:t>o Conj Effect Size = -1.543)</w:t>
+        <w:t xml:space="preserve">o </w:t>
+      </w:r>
+      <w:proofErr w:type="spellStart"/>
+      <w:r>
+        <w:t>Conj</w:t>
+      </w:r>
+      <w:proofErr w:type="spellEnd"/>
+      <w:r>
+        <w:t xml:space="preserve"> Effect Size = -1.543)</w:t>
       </w:r>
       <w:r>
         <w:t>, (p = 0.123)</w:t>
@@ -87,10 +116,26 @@
         <w:t xml:space="preserve">The significant p-values and medians for comparisons involving </w:t>
       </w:r>
       <w:r>
-        <w:t xml:space="preserve">the change in R_a </w:t>
-      </w:r>
-      <w:r>
-        <w:t>highlight the dominant impact of the R_a variable</w:t>
+        <w:t xml:space="preserve">the change in </w:t>
+      </w:r>
+      <w:proofErr w:type="spellStart"/>
+      <w:r>
+        <w:t>R_a</w:t>
+      </w:r>
+      <w:proofErr w:type="spellEnd"/>
+      <w:r>
+        <w:t xml:space="preserve"> </w:t>
+      </w:r>
+      <w:r>
+        <w:t xml:space="preserve">highlight the dominant impact of the </w:t>
+      </w:r>
+      <w:proofErr w:type="spellStart"/>
+      <w:r>
+        <w:t>R_a</w:t>
+      </w:r>
+      <w:proofErr w:type="spellEnd"/>
+      <w:r>
+        <w:t xml:space="preserve"> variable</w:t>
       </w:r>
       <w:r>
         <w:t>, while</w:t>
@@ -102,7 +147,47 @@
         <w:t>t</w:t>
       </w:r>
       <w:r>
-        <w:t xml:space="preserve">he p-values between "Normal Equation" vs "No Conj" (p=0.123) and "No R_a with Conj" vs "No R_a No Conj" (p=0.562) support that the conjugation equation provides a </w:t>
+        <w:t xml:space="preserve">he p-values between "Normal Equation" vs "No </w:t>
+      </w:r>
+      <w:proofErr w:type="spellStart"/>
+      <w:r>
+        <w:t>Conj</w:t>
+      </w:r>
+      <w:proofErr w:type="spellEnd"/>
+      <w:r>
+        <w:t xml:space="preserve">" (p=0.123) and "No </w:t>
+      </w:r>
+      <w:proofErr w:type="spellStart"/>
+      <w:r>
+        <w:t>R_a</w:t>
+      </w:r>
+      <w:proofErr w:type="spellEnd"/>
+      <w:r>
+        <w:t xml:space="preserve"> with </w:t>
+      </w:r>
+      <w:proofErr w:type="spellStart"/>
+      <w:r>
+        <w:t>Conj</w:t>
+      </w:r>
+      <w:proofErr w:type="spellEnd"/>
+      <w:r>
+        <w:t xml:space="preserve">" vs "No </w:t>
+      </w:r>
+      <w:proofErr w:type="spellStart"/>
+      <w:r>
+        <w:t>R_a</w:t>
+      </w:r>
+      <w:proofErr w:type="spellEnd"/>
+      <w:r>
+        <w:t xml:space="preserve"> No </w:t>
+      </w:r>
+      <w:proofErr w:type="spellStart"/>
+      <w:r>
+        <w:t>Conj</w:t>
+      </w:r>
+      <w:proofErr w:type="spellEnd"/>
+      <w:r>
+        <w:t xml:space="preserve">" (p=0.562) support that the conjugation equation provides a </w:t>
       </w:r>
       <w:r>
         <w:t>non statistically significant time difference for fixation</w:t>
@@ -113,7 +198,15 @@
     </w:p>
     <w:p>
       <w:r>
-        <w:t>The analysis supports the hypothesis that R_a is the dominant factor</w:t>
+        <w:t xml:space="preserve">The analysis supports the hypothesis that </w:t>
+      </w:r>
+      <w:proofErr w:type="spellStart"/>
+      <w:r>
+        <w:t>R_a</w:t>
+      </w:r>
+      <w:proofErr w:type="spellEnd"/>
+      <w:r>
+        <w:t xml:space="preserve"> is the dominant factor</w:t>
       </w:r>
       <w:r>
         <w:t xml:space="preserve"> and has </w:t>
@@ -140,7 +233,39 @@
         <w:t xml:space="preserve">  </w:t>
       </w:r>
       <w:r>
-        <w:t>Even with the skew, the 75th percentile for the Normal Distribution is still lower than 'No R_a No Conj' and 'No R_a No Conj' (6807.5</w:t>
+        <w:t xml:space="preserve">Even with the skew, the 75th percentile for the Normal Distribution is still lower than 'No </w:t>
+      </w:r>
+      <w:proofErr w:type="spellStart"/>
+      <w:r>
+        <w:t>R_a</w:t>
+      </w:r>
+      <w:proofErr w:type="spellEnd"/>
+      <w:r>
+        <w:t xml:space="preserve"> No </w:t>
+      </w:r>
+      <w:proofErr w:type="spellStart"/>
+      <w:r>
+        <w:t>Conj</w:t>
+      </w:r>
+      <w:proofErr w:type="spellEnd"/>
+      <w:r>
+        <w:t xml:space="preserve">' and 'No </w:t>
+      </w:r>
+      <w:proofErr w:type="spellStart"/>
+      <w:r>
+        <w:t>R_a</w:t>
+      </w:r>
+      <w:proofErr w:type="spellEnd"/>
+      <w:r>
+        <w:t xml:space="preserve"> No </w:t>
+      </w:r>
+      <w:proofErr w:type="spellStart"/>
+      <w:r>
+        <w:t>Conj</w:t>
+      </w:r>
+      <w:proofErr w:type="spellEnd"/>
+      <w:r>
+        <w:t>' (6807.5</w:t>
       </w:r>
       <w:r>
         <w:t xml:space="preserve"> s</w:t>
@@ -258,7 +383,15 @@
     </w:p>
     <w:p>
       <w:r>
-        <w:t xml:space="preserve">However, if the conjugation equation is combined with R_a, it </w:t>
+        <w:t xml:space="preserve">However, if the conjugation equation is combined with </w:t>
+      </w:r>
+      <w:proofErr w:type="spellStart"/>
+      <w:r>
+        <w:t>R_a</w:t>
+      </w:r>
+      <w:proofErr w:type="spellEnd"/>
+      <w:r>
+        <w:t xml:space="preserve">, it </w:t>
       </w:r>
       <w:r>
         <w:t>may</w:t>
@@ -295,7 +428,15 @@
       </w:r>
       <w:r>
         <w:lastRenderedPageBreak/>
-        <w:t xml:space="preserve">between R_a and conjugation. An interaction </w:t>
+        <w:t xml:space="preserve">between </w:t>
+      </w:r>
+      <w:proofErr w:type="spellStart"/>
+      <w:r>
+        <w:t>R_a</w:t>
+      </w:r>
+      <w:proofErr w:type="spellEnd"/>
+      <w:r>
+        <w:t xml:space="preserve"> and conjugation. An interaction </w:t>
       </w:r>
       <w:r>
         <w:t>of</w:t>
@@ -307,7 +448,15 @@
         <w:t>s</w:t>
       </w:r>
       <w:r>
-        <w:t xml:space="preserve"> suggests that the combined presence of Conjugation and R_a​ reduces the time to fixation. The p-value of 0.071 indicates that the observed interaction effect </w:t>
+        <w:t xml:space="preserve"> suggests that the combined presence of Conjugation and </w:t>
+      </w:r>
+      <w:proofErr w:type="spellStart"/>
+      <w:r>
+        <w:t>R_a</w:t>
+      </w:r>
+      <w:proofErr w:type="spellEnd"/>
+      <w:r>
+        <w:t xml:space="preserve">​ reduces the time to fixation. The p-value of 0.071 indicates that the observed interaction effect </w:t>
       </w:r>
       <w:r>
         <w:t>was</w:t>
@@ -336,10 +485,36 @@
         <w:t>The relationship was investigated further using regression analysis</w:t>
       </w:r>
       <w:r>
-        <w:t xml:space="preserve">.  The first model analyzed R_a and Conjugation against log(Time).  It confirmed that </w:t>
-      </w:r>
-      <w:r>
-        <w:t xml:space="preserve">R_a alone has a statistically significant impact on reducing </w:t>
+        <w:t xml:space="preserve">.  The first model analyzed </w:t>
+      </w:r>
+      <w:proofErr w:type="spellStart"/>
+      <w:r>
+        <w:t>R_a</w:t>
+      </w:r>
+      <w:proofErr w:type="spellEnd"/>
+      <w:r>
+        <w:t xml:space="preserve"> and Conjugation against </w:t>
+      </w:r>
+      <w:proofErr w:type="gramStart"/>
+      <w:r>
+        <w:t>log(</w:t>
+      </w:r>
+      <w:proofErr w:type="gramEnd"/>
+      <w:r>
+        <w:t xml:space="preserve">Time).  It confirmed that </w:t>
+      </w:r>
+      <w:proofErr w:type="spellStart"/>
+      <w:r>
+        <w:t>R_</w:t>
+      </w:r>
+      <w:proofErr w:type="gramStart"/>
+      <w:r>
+        <w:t>a</w:t>
+      </w:r>
+      <w:proofErr w:type="spellEnd"/>
+      <w:proofErr w:type="gramEnd"/>
+      <w:r>
+        <w:t xml:space="preserve"> alone has a statistically significant impact on reducing </w:t>
       </w:r>
       <w:r>
         <w:t xml:space="preserve">time </w:t>
@@ -372,12 +547,14 @@
         </w:rPr>
         <w:t>.  A second model was created to investigate the combined effect of conjugation and R_a, (“</w:t>
       </w:r>
+      <w:proofErr w:type="spellStart"/>
       <w:r>
         <w:rPr>
           <w:rFonts w:eastAsiaTheme="minorEastAsia"/>
         </w:rPr>
         <w:t>R_a_Conj</w:t>
       </w:r>
+      <w:proofErr w:type="spellEnd"/>
       <w:r>
         <w:rPr>
           <w:rFonts w:eastAsiaTheme="minorEastAsia"/>
@@ -628,7 +805,21 @@
         <w:rPr>
           <w:rFonts w:eastAsiaTheme="minorEastAsia"/>
         </w:rPr>
-        <w:t xml:space="preserve">ger role than R_a_Conj </w:t>
+        <w:t xml:space="preserve">ger role than </w:t>
+      </w:r>
+      <w:proofErr w:type="spellStart"/>
+      <w:r>
+        <w:rPr>
+          <w:rFonts w:eastAsiaTheme="minorEastAsia"/>
+        </w:rPr>
+        <w:t>R_a_Conj</w:t>
+      </w:r>
+      <w:proofErr w:type="spellEnd"/>
+      <w:r>
+        <w:rPr>
+          <w:rFonts w:eastAsiaTheme="minorEastAsia"/>
+        </w:rPr>
+        <w:t xml:space="preserve"> </w:t>
       </w:r>
       <w:r>
         <w:rPr>
@@ -766,13 +957,7 @@
           <w:rPr>
             <w:rFonts w:ascii="Cambria Math" w:eastAsiaTheme="minorEastAsia" w:hAnsi="Cambria Math"/>
           </w:rPr>
-          <m:t>σ=</m:t>
-        </m:r>
-        <m:r>
-          <w:rPr>
-            <w:rFonts w:ascii="Cambria Math" w:eastAsiaTheme="minorEastAsia" w:hAnsi="Cambria Math"/>
-          </w:rPr>
-          <m:t>69444.47 s</m:t>
+          <m:t>σ=69444.47 s</m:t>
         </m:r>
       </m:oMath>
       <w:r>
@@ -826,13 +1011,7 @@
           <w:rPr>
             <w:rFonts w:ascii="Cambria Math" w:eastAsiaTheme="minorEastAsia" w:hAnsi="Cambria Math"/>
           </w:rPr>
-          <m:t>β=</m:t>
-        </m:r>
-        <m:r>
-          <w:rPr>
-            <w:rFonts w:ascii="Cambria Math" w:eastAsiaTheme="minorEastAsia" w:hAnsi="Cambria Math"/>
-          </w:rPr>
-          <m:t>-0.8309 (p &lt; 0.0001)</m:t>
+          <m:t>β=-0.8309 (p &lt; 0.0001)</m:t>
         </m:r>
       </m:oMath>
       <w:r>
@@ -1490,6 +1669,7 @@
                 <w14:ligatures w14:val="none"/>
               </w:rPr>
             </w:pPr>
+            <w:proofErr w:type="spellStart"/>
             <w:r>
               <w:rPr>
                 <w:rFonts w:ascii="Times New Roman" w:eastAsia="Times New Roman" w:hAnsi="Times New Roman" w:cs="Times New Roman"/>
@@ -1503,6 +1683,7 @@
               </w:rPr>
               <w:t>R_a_Conj</w:t>
             </w:r>
+            <w:proofErr w:type="spellEnd"/>
             <w:r>
               <w:rPr>
                 <w:rFonts w:ascii="Times New Roman" w:eastAsia="Times New Roman" w:hAnsi="Times New Roman" w:cs="Times New Roman"/>
@@ -2058,10 +2239,7 @@
         <w:spacing w:after="0"/>
       </w:pPr>
       <w:r>
-        <w:t xml:space="preserve">Table 1 - </w:t>
-      </w:r>
-      <w:r>
-        <w:t>Final Mixed-Effect Regression Model</w:t>
+        <w:t>Table 1 - Final Mixed-Effect Regression Model</w:t>
       </w:r>
     </w:p>
     <w:p>
@@ -2112,21 +2290,7 @@
             <w:lang w:eastAsia="en-CA"/>
             <w14:ligatures w14:val="none"/>
           </w:rPr>
-          <m:t>-0.185</m:t>
-        </m:r>
-        <m:r>
-          <m:rPr>
-            <m:sty m:val="p"/>
-          </m:rPr>
-          <w:rPr>
-            <w:rFonts w:ascii="Cambria Math" w:eastAsia="Times New Roman" w:hAnsi="Cambria Math" w:cs="Times New Roman"/>
-            <w:kern w:val="0"/>
-            <w:sz w:val="24"/>
-            <w:szCs w:val="24"/>
-            <w:lang w:eastAsia="en-CA"/>
-            <w14:ligatures w14:val="none"/>
-          </w:rPr>
-          <m:t>)</m:t>
+          <m:t>-0.185)</m:t>
         </m:r>
       </m:oMath>
       <w:r>
@@ -2142,10 +2306,7 @@
         <w:t>the model has a greater fit</w:t>
       </w:r>
       <w:r>
-        <w:t xml:space="preserve"> </w:t>
-      </w:r>
-      <w:r>
-        <w:t>(</w:t>
+        <w:t xml:space="preserve"> (</w:t>
       </w:r>
       <m:oMath>
         <m:r>
@@ -2166,51 +2327,26 @@
             <w:lang w:eastAsia="en-CA"/>
             <w14:ligatures w14:val="none"/>
           </w:rPr>
-          <m:t>-0.</m:t>
-        </m:r>
-        <m:r>
-          <m:rPr>
-            <m:sty m:val="p"/>
-          </m:rPr>
-          <w:rPr>
-            <w:rFonts w:ascii="Cambria Math" w:eastAsia="Times New Roman" w:hAnsi="Cambria Math" w:cs="Times New Roman"/>
-            <w:kern w:val="0"/>
-            <w:sz w:val="24"/>
-            <w:szCs w:val="24"/>
-            <w:lang w:eastAsia="en-CA"/>
-            <w14:ligatures w14:val="none"/>
-          </w:rPr>
-          <m:t>202</m:t>
-        </m:r>
-        <m:r>
-          <m:rPr>
-            <m:sty m:val="p"/>
-          </m:rPr>
-          <w:rPr>
-            <w:rFonts w:ascii="Cambria Math" w:eastAsia="Times New Roman" w:hAnsi="Cambria Math" w:cs="Times New Roman"/>
-            <w:kern w:val="0"/>
-            <w:sz w:val="24"/>
-            <w:szCs w:val="24"/>
-            <w:lang w:eastAsia="en-CA"/>
-            <w14:ligatures w14:val="none"/>
-          </w:rPr>
-          <m:t>)</m:t>
+          <m:t>-0.202)</m:t>
         </m:r>
       </m:oMath>
       <w:r>
         <w:t xml:space="preserve">.  </w:t>
       </w:r>
       <w:r>
-        <w:t>The magnitude of this effect is lessened by the model being one dimensional, as random diffusion away from higher population concentrations is still directed up the antibiotic gradient.  If the model was increased to 2 dimensions, chemotaxis would play a significantly greater effect on directed migration towards food.</w:t>
+        <w:t xml:space="preserve">The magnitude of this effect is lessened by the model being one dimensional, as random diffusion away from higher population concentrations is still directed up the antibiotic gradient.  If the </w:t>
+      </w:r>
+      <w:r>
+        <w:t>simulation’s degrees of freedom expanded</w:t>
+      </w:r>
+      <w:r>
+        <w:t xml:space="preserve"> to 2 dimensions, chemotaxis would play a significantly greater effect on directed migration towards food.</w:t>
       </w:r>
       <w:r>
         <w:t xml:space="preserve">  The most consequential variable to reduce time to fixation is the SOS response mutation rate</w:t>
       </w:r>
       <w:r>
-        <w:t xml:space="preserve"> </w:t>
-      </w:r>
-      <w:r>
-        <w:t>(</w:t>
+        <w:t xml:space="preserve"> (</w:t>
       </w:r>
       <m:oMath>
         <m:r>
@@ -2231,35 +2367,7 @@
             <w:lang w:eastAsia="en-CA"/>
             <w14:ligatures w14:val="none"/>
           </w:rPr>
-          <m:t>-0.</m:t>
-        </m:r>
-        <m:r>
-          <m:rPr>
-            <m:sty m:val="p"/>
-          </m:rPr>
-          <w:rPr>
-            <w:rFonts w:ascii="Cambria Math" w:eastAsia="Times New Roman" w:hAnsi="Cambria Math" w:cs="Times New Roman"/>
-            <w:kern w:val="0"/>
-            <w:sz w:val="24"/>
-            <w:szCs w:val="24"/>
-            <w:lang w:eastAsia="en-CA"/>
-            <w14:ligatures w14:val="none"/>
-          </w:rPr>
-          <m:t>832</m:t>
-        </m:r>
-        <m:r>
-          <m:rPr>
-            <m:sty m:val="p"/>
-          </m:rPr>
-          <w:rPr>
-            <w:rFonts w:ascii="Cambria Math" w:eastAsia="Times New Roman" w:hAnsi="Cambria Math" w:cs="Times New Roman"/>
-            <w:kern w:val="0"/>
-            <w:sz w:val="24"/>
-            <w:szCs w:val="24"/>
-            <w:lang w:eastAsia="en-CA"/>
-            <w14:ligatures w14:val="none"/>
-          </w:rPr>
-          <m:t>)</m:t>
+          <m:t>-0.832)</m:t>
         </m:r>
       </m:oMath>
       <w:r>

--- a/Time to Fixation Experiments/Conclusion.docx
+++ b/Time to Fixation Experiments/Conclusion.docx
@@ -336,14 +336,11 @@
     </w:p>
     <w:p>
       <w:r>
-        <w:rPr>
-          <w:noProof/>
-        </w:rPr>
         <w:drawing>
-          <wp:inline distT="0" distB="0" distL="0" distR="0" wp14:anchorId="6C2791CA" wp14:editId="5656D02E">
-            <wp:extent cx="5943600" cy="3601720"/>
-            <wp:effectExtent l="0" t="0" r="0" b="0"/>
-            <wp:docPr id="54317139" name="Picture 1"/>
+          <wp:inline distT="0" distB="0" distL="0" distR="0" wp14:anchorId="1D049456" wp14:editId="53BB5C24">
+            <wp:extent cx="5610225" cy="4124325"/>
+            <wp:effectExtent l="0" t="0" r="9525" b="9525"/>
+            <wp:docPr id="1141520668" name="Picture 1"/>
             <wp:cNvGraphicFramePr>
               <a:graphicFrameLocks xmlns:a="http://schemas.openxmlformats.org/drawingml/2006/main" noChangeAspect="1"/>
             </wp:cNvGraphicFramePr>
@@ -351,7 +348,7 @@
               <a:graphicData uri="http://schemas.openxmlformats.org/drawingml/2006/picture">
                 <pic:pic xmlns:pic="http://schemas.openxmlformats.org/drawingml/2006/picture">
                   <pic:nvPicPr>
-                    <pic:cNvPr id="54317139" name=""/>
+                    <pic:cNvPr id="1141520668" name=""/>
                     <pic:cNvPicPr/>
                   </pic:nvPicPr>
                   <pic:blipFill>
@@ -363,7 +360,7 @@
                   <pic:spPr>
                     <a:xfrm>
                       <a:off x="0" y="0"/>
-                      <a:ext cx="5943600" cy="3601720"/>
+                      <a:ext cx="5610225" cy="4124325"/>
                     </a:xfrm>
                     <a:prstGeom prst="rect">
                       <a:avLst/>
@@ -380,9 +377,21 @@
       <w:r>
         <w:t>Figure 1</w:t>
       </w:r>
+      <w:r>
+        <w:t xml:space="preserve"> – </w:t>
+      </w:r>
+      <w:proofErr w:type="spellStart"/>
+      <w:r>
+        <w:t>Boxenplot</w:t>
+      </w:r>
+      <w:proofErr w:type="spellEnd"/>
+      <w:r>
+        <w:t xml:space="preserve"> of Time (s) Distributions until mutant fixation in antibiotic.</w:t>
+      </w:r>
     </w:p>
     <w:p>
       <w:r>
+        <w:lastRenderedPageBreak/>
         <w:t xml:space="preserve">However, if the conjugation equation is combined with </w:t>
       </w:r>
       <w:proofErr w:type="spellStart"/>
@@ -424,11 +433,7 @@
         <w:t xml:space="preserve">to </w:t>
       </w:r>
       <w:r>
-        <w:t xml:space="preserve">provide a non-parametric method to assess the significance of the interaction effect </w:t>
-      </w:r>
-      <w:r>
-        <w:lastRenderedPageBreak/>
-        <w:t xml:space="preserve">between </w:t>
+        <w:t xml:space="preserve">provide a non-parametric method to assess the significance of the interaction effect between </w:t>
       </w:r>
       <w:proofErr w:type="spellStart"/>
       <w:r>
@@ -478,162 +483,6 @@
       </w:r>
       <w:r>
         <w:t xml:space="preserve"> </w:t>
-      </w:r>
-    </w:p>
-    <w:p>
-      <w:r>
-        <w:t>The relationship was investigated further using regression analysis</w:t>
-      </w:r>
-      <w:r>
-        <w:t xml:space="preserve">.  The first model analyzed </w:t>
-      </w:r>
-      <w:proofErr w:type="spellStart"/>
-      <w:r>
-        <w:t>R_a</w:t>
-      </w:r>
-      <w:proofErr w:type="spellEnd"/>
-      <w:r>
-        <w:t xml:space="preserve"> and Conjugation against </w:t>
-      </w:r>
-      <w:proofErr w:type="gramStart"/>
-      <w:r>
-        <w:t>log(</w:t>
-      </w:r>
-      <w:proofErr w:type="gramEnd"/>
-      <w:r>
-        <w:t xml:space="preserve">Time).  It confirmed that </w:t>
-      </w:r>
-      <w:proofErr w:type="spellStart"/>
-      <w:r>
-        <w:t>R_</w:t>
-      </w:r>
-      <w:proofErr w:type="gramStart"/>
-      <w:r>
-        <w:t>a</w:t>
-      </w:r>
-      <w:proofErr w:type="spellEnd"/>
-      <w:proofErr w:type="gramEnd"/>
-      <w:r>
-        <w:t xml:space="preserve"> alone has a statistically significant impact on reducing </w:t>
-      </w:r>
-      <w:r>
-        <w:t xml:space="preserve">time </w:t>
-      </w:r>
-      <m:oMath>
-        <m:r>
-          <w:rPr>
-            <w:rFonts w:ascii="Cambria Math" w:hAnsi="Cambria Math"/>
-          </w:rPr>
-          <m:t>β=-0.1839 (p&lt;0.0001)</m:t>
-        </m:r>
-      </m:oMath>
-      <w:r>
-        <w:t>, supporting the hypothesis that R_a is a dominant factor</w:t>
-      </w:r>
-      <w:r>
-        <w:t xml:space="preserve">, while conjugation had no statistically significant impact, </w:t>
-      </w:r>
-      <m:oMath>
-        <m:r>
-          <w:rPr>
-            <w:rFonts w:ascii="Cambria Math" w:hAnsi="Cambria Math"/>
-          </w:rPr>
-          <m:t>β=- 0.0249 (p=0.616)</m:t>
-        </m:r>
-      </m:oMath>
-      <w:r>
-        <w:rPr>
-          <w:rFonts w:eastAsiaTheme="minorEastAsia"/>
-        </w:rPr>
-        <w:t>.  A second model was created to investigate the combined effect of conjugation and R_a, (“</w:t>
-      </w:r>
-      <w:proofErr w:type="spellStart"/>
-      <w:r>
-        <w:rPr>
-          <w:rFonts w:eastAsiaTheme="minorEastAsia"/>
-        </w:rPr>
-        <w:t>R_a_Conj</w:t>
-      </w:r>
-      <w:proofErr w:type="spellEnd"/>
-      <w:r>
-        <w:rPr>
-          <w:rFonts w:eastAsiaTheme="minorEastAsia"/>
-        </w:rPr>
-        <w:t xml:space="preserve">”).  The interaction had a greater </w:t>
-      </w:r>
-      <w:r>
-        <w:rPr>
-          <w:rFonts w:eastAsiaTheme="minorEastAsia"/>
-        </w:rPr>
-        <w:t xml:space="preserve">significant </w:t>
-      </w:r>
-      <w:r>
-        <w:rPr>
-          <w:rFonts w:eastAsiaTheme="minorEastAsia"/>
-        </w:rPr>
-        <w:t xml:space="preserve">impact on reducing time, </w:t>
-      </w:r>
-      <m:oMath>
-        <m:r>
-          <w:rPr>
-            <w:rFonts w:ascii="Cambria Math" w:hAnsi="Cambria Math"/>
-          </w:rPr>
-          <m:t>β=-0.1870 (p=0.001)</m:t>
-        </m:r>
-      </m:oMath>
-      <w:r>
-        <w:t>,</w:t>
-      </w:r>
-      <w:r>
-        <w:t xml:space="preserve"> and presents </w:t>
-      </w:r>
-      <w:r>
-        <w:t>evidence that</w:t>
-      </w:r>
-      <w:r>
-        <w:t xml:space="preserve"> the </w:t>
-      </w:r>
-      <w:r>
-        <w:t>synergistic</w:t>
-      </w:r>
-      <w:r>
-        <w:t xml:space="preserve"> relationship provides </w:t>
-      </w:r>
-      <w:r>
-        <w:t>statistically significant</w:t>
-      </w:r>
-      <w:r>
-        <w:t xml:space="preserve"> advantage for reducing time to fix into a population.</w:t>
-      </w:r>
-      <w:r>
-        <w:t xml:space="preserve">  The model was a better fit than the first, but R-squared was relatively low only accounted for </w:t>
-      </w:r>
-      <w:r>
-        <w:t>2.4</w:t>
-      </w:r>
-      <w:r>
-        <w:t>% of the variability.</w:t>
-      </w:r>
-      <w:r>
-        <w:t xml:space="preserve">  </w:t>
-      </w:r>
-      <w:r>
-        <w:t xml:space="preserve">The permutation test </w:t>
-      </w:r>
-      <w:r>
-        <w:t>provides</w:t>
-      </w:r>
-      <w:r>
-        <w:t xml:space="preserve"> a practical decrease in time to fixation </w:t>
-      </w:r>
-      <w:r>
-        <w:t>of around</w:t>
-      </w:r>
-      <w:r>
-        <w:t xml:space="preserve"> -</w:t>
-      </w:r>
-      <w:r>
-        <w:t>1053s.</w:t>
       </w:r>
     </w:p>
     <w:p>
@@ -642,7 +491,7 @@
           <w:noProof/>
         </w:rPr>
         <w:drawing>
-          <wp:inline distT="0" distB="0" distL="0" distR="0" wp14:anchorId="4F7A610D" wp14:editId="7D1A21B2">
+          <wp:inline distT="0" distB="0" distL="0" distR="0" wp14:anchorId="1C4EAF39" wp14:editId="11A4D83B">
             <wp:extent cx="4772025" cy="3727116"/>
             <wp:effectExtent l="0" t="0" r="0" b="6985"/>
             <wp:docPr id="479222286" name="Picture 1"/>
@@ -680,21 +529,209 @@
     </w:p>
     <w:p>
       <w:r>
-        <w:t>Figure 2</w:t>
+        <w:t xml:space="preserve">Figure 2 – </w:t>
+      </w:r>
+      <w:proofErr w:type="spellStart"/>
+      <w:r>
+        <w:t>Pointplot</w:t>
+      </w:r>
+      <w:proofErr w:type="spellEnd"/>
+      <w:r>
+        <w:t xml:space="preserve"> of Conjugation (T/F) and </w:t>
+      </w:r>
+      <w:proofErr w:type="spellStart"/>
+      <w:r>
+        <w:t>R_a</w:t>
+      </w:r>
+      <w:proofErr w:type="spellEnd"/>
+      <w:r>
+        <w:t xml:space="preserve"> (T/F) Fixation Time (s)</w:t>
       </w:r>
     </w:p>
     <w:p/>
     <w:p>
       <w:r>
+        <w:br w:type="page"/>
+      </w:r>
+    </w:p>
+    <w:p>
+      <w:r>
+        <w:lastRenderedPageBreak/>
+        <w:t>The relationship was investigated further using regression analysis</w:t>
+      </w:r>
+      <w:r>
+        <w:t xml:space="preserve">.  The first model analyzed </w:t>
+      </w:r>
+      <w:proofErr w:type="spellStart"/>
+      <w:r>
+        <w:t>R_a</w:t>
+      </w:r>
+      <w:proofErr w:type="spellEnd"/>
+      <w:r>
+        <w:t xml:space="preserve"> and Conjugation against </w:t>
+      </w:r>
+      <w:proofErr w:type="gramStart"/>
+      <w:r>
+        <w:t>log(</w:t>
+      </w:r>
+      <w:proofErr w:type="gramEnd"/>
+      <w:r>
+        <w:t xml:space="preserve">Time).  It confirmed that </w:t>
+      </w:r>
+      <w:proofErr w:type="spellStart"/>
+      <w:r>
+        <w:t>R_</w:t>
+      </w:r>
+      <w:proofErr w:type="gramStart"/>
+      <w:r>
+        <w:t>a</w:t>
+      </w:r>
+      <w:proofErr w:type="spellEnd"/>
+      <w:proofErr w:type="gramEnd"/>
+      <w:r>
+        <w:t xml:space="preserve"> alone has a statistically significant impact on reducing </w:t>
+      </w:r>
+      <w:r>
+        <w:t xml:space="preserve">time </w:t>
+      </w:r>
+      <m:oMath>
+        <m:r>
+          <w:rPr>
+            <w:rFonts w:ascii="Cambria Math" w:hAnsi="Cambria Math"/>
+          </w:rPr>
+          <m:t>β=-0.1839 (p&lt;0.0001)</m:t>
+        </m:r>
+      </m:oMath>
+      <w:r>
+        <w:t>, supporting the hypothesis that R_a is a dominant factor</w:t>
+      </w:r>
+      <w:r>
+        <w:t xml:space="preserve">, while conjugation had no statistically significant impact, </w:t>
+      </w:r>
+      <m:oMath>
+        <m:r>
+          <w:rPr>
+            <w:rFonts w:ascii="Cambria Math" w:hAnsi="Cambria Math"/>
+          </w:rPr>
+          <m:t>β=- 0.0249 (p=0.616)</m:t>
+        </m:r>
+      </m:oMath>
+      <w:r>
         <w:rPr>
-          <w:noProof/>
+          <w:rFonts w:eastAsiaTheme="minorEastAsia"/>
         </w:rPr>
-        <w:lastRenderedPageBreak/>
+        <w:t xml:space="preserve">.  A second model was created to investigate the combined effect of conjugation and </w:t>
+      </w:r>
+      <w:proofErr w:type="spellStart"/>
+      <w:r>
+        <w:rPr>
+          <w:rFonts w:eastAsiaTheme="minorEastAsia"/>
+        </w:rPr>
+        <w:t>R_a</w:t>
+      </w:r>
+      <w:proofErr w:type="spellEnd"/>
+      <w:r>
+        <w:rPr>
+          <w:rFonts w:eastAsiaTheme="minorEastAsia"/>
+        </w:rPr>
+        <w:t>, (“</w:t>
+      </w:r>
+      <w:proofErr w:type="spellStart"/>
+      <w:r>
+        <w:rPr>
+          <w:rFonts w:eastAsiaTheme="minorEastAsia"/>
+        </w:rPr>
+        <w:t>R_a_Conj</w:t>
+      </w:r>
+      <w:proofErr w:type="spellEnd"/>
+      <w:r>
+        <w:rPr>
+          <w:rFonts w:eastAsiaTheme="minorEastAsia"/>
+        </w:rPr>
+        <w:t xml:space="preserve">”).  The interaction had a greater </w:t>
+      </w:r>
+      <w:r>
+        <w:rPr>
+          <w:rFonts w:eastAsiaTheme="minorEastAsia"/>
+        </w:rPr>
+        <w:t xml:space="preserve">significant </w:t>
+      </w:r>
+      <w:r>
+        <w:rPr>
+          <w:rFonts w:eastAsiaTheme="minorEastAsia"/>
+        </w:rPr>
+        <w:t xml:space="preserve">impact on reducing time, </w:t>
+      </w:r>
+      <m:oMath>
+        <m:r>
+          <w:rPr>
+            <w:rFonts w:ascii="Cambria Math" w:hAnsi="Cambria Math"/>
+          </w:rPr>
+          <m:t>β=-0.1870 (p=0.001)</m:t>
+        </m:r>
+      </m:oMath>
+      <w:r>
+        <w:t>,</w:t>
+      </w:r>
+      <w:r>
+        <w:t xml:space="preserve"> and presents </w:t>
+      </w:r>
+      <w:r>
+        <w:t>evidence that</w:t>
+      </w:r>
+      <w:r>
+        <w:t xml:space="preserve"> the </w:t>
+      </w:r>
+      <w:r>
+        <w:t>synergistic</w:t>
+      </w:r>
+      <w:r>
+        <w:t xml:space="preserve"> relationship provides </w:t>
+      </w:r>
+      <w:r>
+        <w:t>statistically significant</w:t>
+      </w:r>
+      <w:r>
+        <w:t xml:space="preserve"> advantage for reducing time to fix into a population.</w:t>
+      </w:r>
+      <w:r>
+        <w:t xml:space="preserve">  The model was a better fit than the first, but R-squared was relatively low only accounted for </w:t>
+      </w:r>
+      <w:r>
+        <w:t>2.4</w:t>
+      </w:r>
+      <w:r>
+        <w:t>% of the variability.</w:t>
+      </w:r>
+      <w:r>
+        <w:t xml:space="preserve">  </w:t>
+      </w:r>
+      <w:r>
+        <w:t xml:space="preserve">The permutation test </w:t>
+      </w:r>
+      <w:r>
+        <w:t>provides</w:t>
+      </w:r>
+      <w:r>
+        <w:t xml:space="preserve"> a practical decrease in time to fixation </w:t>
+      </w:r>
+      <w:r>
+        <w:t>of around</w:t>
+      </w:r>
+      <w:r>
+        <w:t xml:space="preserve"> -</w:t>
+      </w:r>
+      <w:r>
+        <w:t>1053s.</w:t>
+      </w:r>
+    </w:p>
+    <w:p>
+      <w:r>
         <w:drawing>
-          <wp:inline distT="0" distB="0" distL="0" distR="0" wp14:anchorId="310FB76E" wp14:editId="4D82573C">
-            <wp:extent cx="5943600" cy="3601720"/>
-            <wp:effectExtent l="0" t="0" r="0" b="0"/>
-            <wp:docPr id="666696497" name="Picture 1"/>
+          <wp:inline distT="0" distB="0" distL="0" distR="0" wp14:anchorId="48BDD62B" wp14:editId="35CDF934">
+            <wp:extent cx="5610225" cy="4124325"/>
+            <wp:effectExtent l="0" t="0" r="9525" b="9525"/>
+            <wp:docPr id="771202763" name="Picture 1"/>
             <wp:cNvGraphicFramePr>
               <a:graphicFrameLocks xmlns:a="http://schemas.openxmlformats.org/drawingml/2006/main" noChangeAspect="1"/>
             </wp:cNvGraphicFramePr>
@@ -702,7 +739,7 @@
               <a:graphicData uri="http://schemas.openxmlformats.org/drawingml/2006/picture">
                 <pic:pic xmlns:pic="http://schemas.openxmlformats.org/drawingml/2006/picture">
                   <pic:nvPicPr>
-                    <pic:cNvPr id="666696497" name=""/>
+                    <pic:cNvPr id="771202763" name=""/>
                     <pic:cNvPicPr/>
                   </pic:nvPicPr>
                   <pic:blipFill>
@@ -714,7 +751,7 @@
                   <pic:spPr>
                     <a:xfrm>
                       <a:off x="0" y="0"/>
-                      <a:ext cx="5943600" cy="3601720"/>
+                      <a:ext cx="5610225" cy="4124325"/>
                     </a:xfrm>
                     <a:prstGeom prst="rect">
                       <a:avLst/>
@@ -731,6 +768,20 @@
       <w:r>
         <w:t>Figure 3</w:t>
       </w:r>
+      <w:r>
+        <w:t xml:space="preserve"> – </w:t>
+      </w:r>
+      <w:proofErr w:type="spellStart"/>
+      <w:r>
+        <w:t>Boxenplot</w:t>
+      </w:r>
+      <w:proofErr w:type="spellEnd"/>
+      <w:r>
+        <w:t xml:space="preserve"> of Time (s) Distributions until mutant fixation in antibiotic</w:t>
+      </w:r>
+      <w:r>
+        <w:t xml:space="preserve"> for Chemotaxis vs Diffusion.</w:t>
+      </w:r>
     </w:p>
     <w:p>
       <w:r>
@@ -775,7 +826,14 @@
         <w:rPr>
           <w:rFonts w:eastAsiaTheme="minorEastAsia"/>
         </w:rPr>
-        <w:t>.  The R-squared explained 20.3% of the variability and the F-statistic was highly significant</w:t>
+        <w:t>.  The R-squared explained 20.3% of the variability and the F-</w:t>
+      </w:r>
+      <w:r>
+        <w:rPr>
+          <w:rFonts w:eastAsiaTheme="minorEastAsia"/>
+        </w:rPr>
+        <w:lastRenderedPageBreak/>
+        <w:t>statistic was highly significant</w:t>
       </w:r>
       <w:r>
         <w:rPr>
@@ -828,19 +886,13 @@
         <w:t>for time to fixation.</w:t>
       </w:r>
     </w:p>
-    <w:p/>
-    <w:p/>
     <w:p>
       <w:r>
-        <w:rPr>
-          <w:noProof/>
-        </w:rPr>
-        <w:lastRenderedPageBreak/>
         <w:drawing>
-          <wp:inline distT="0" distB="0" distL="0" distR="0" wp14:anchorId="658AEF75" wp14:editId="4C186380">
-            <wp:extent cx="5943600" cy="3601720"/>
+          <wp:inline distT="0" distB="0" distL="0" distR="0" wp14:anchorId="7CC42618" wp14:editId="4018BA94">
+            <wp:extent cx="5943600" cy="2885440"/>
             <wp:effectExtent l="0" t="0" r="0" b="0"/>
-            <wp:docPr id="1418699368" name="Picture 1"/>
+            <wp:docPr id="609766746" name="Picture 1"/>
             <wp:cNvGraphicFramePr>
               <a:graphicFrameLocks xmlns:a="http://schemas.openxmlformats.org/drawingml/2006/main" noChangeAspect="1"/>
             </wp:cNvGraphicFramePr>
@@ -848,7 +900,7 @@
               <a:graphicData uri="http://schemas.openxmlformats.org/drawingml/2006/picture">
                 <pic:pic xmlns:pic="http://schemas.openxmlformats.org/drawingml/2006/picture">
                   <pic:nvPicPr>
-                    <pic:cNvPr id="1418699368" name=""/>
+                    <pic:cNvPr id="609766746" name=""/>
                     <pic:cNvPicPr/>
                   </pic:nvPicPr>
                   <pic:blipFill>
@@ -860,7 +912,7 @@
                   <pic:spPr>
                     <a:xfrm>
                       <a:off x="0" y="0"/>
-                      <a:ext cx="5943600" cy="3601720"/>
+                      <a:ext cx="5943600" cy="2885440"/>
                     </a:xfrm>
                     <a:prstGeom prst="rect">
                       <a:avLst/>
@@ -879,6 +931,92 @@
       </w:r>
       <w:r>
         <w:t>4</w:t>
+      </w:r>
+      <w:r>
+        <w:t xml:space="preserve"> – [Left] </w:t>
+      </w:r>
+      <w:proofErr w:type="spellStart"/>
+      <w:r>
+        <w:t>Boxenplot</w:t>
+      </w:r>
+      <w:proofErr w:type="spellEnd"/>
+      <w:r>
+        <w:t xml:space="preserve"> of Time (s) Distributions until mutant fixation in antibiotic for </w:t>
+      </w:r>
+      <w:r>
+        <w:t>SOS</w:t>
+      </w:r>
+      <w:r>
+        <w:t xml:space="preserve"> vs </w:t>
+      </w:r>
+      <w:r>
+        <w:t>Spontaneous mutation rate</w:t>
+      </w:r>
+      <w:r>
+        <w:t>.</w:t>
+      </w:r>
+      <w:r>
+        <w:t xml:space="preserve">  [Right] </w:t>
+      </w:r>
+      <w:r>
+        <w:t>Spontaneous Mutation Fitted Weibull PDF Parameters</w:t>
+      </w:r>
+      <w:r>
+        <w:t xml:space="preserve">: </w:t>
+      </w:r>
+      <w:r>
+        <w:t>Shape (k)</w:t>
+      </w:r>
+      <w:r>
+        <w:t xml:space="preserve"> = </w:t>
+      </w:r>
+      <w:r>
+        <w:t>2.97</w:t>
+      </w:r>
+      <w:r>
+        <w:t>, indicating</w:t>
+      </w:r>
+      <w:r>
+        <w:t xml:space="preserve"> that the event becomes more likely as time goes on</w:t>
+      </w:r>
+      <w:r>
+        <w:t xml:space="preserve">, </w:t>
+      </w:r>
+      <w:r>
+        <w:t>Scale (λ)</w:t>
+      </w:r>
+      <w:r>
+        <w:t xml:space="preserve"> = </w:t>
+      </w:r>
+      <w:r>
+        <w:t>69444.47 s</w:t>
+      </w:r>
+      <w:r>
+        <w:t xml:space="preserve"> (</w:t>
+      </w:r>
+      <w:r>
+        <w:t>19.29</w:t>
+      </w:r>
+      <w:r>
+        <w:t xml:space="preserve"> h), Median </w:t>
+      </w:r>
+      <w:r>
+        <w:t>(50th percentile)</w:t>
+      </w:r>
+      <w:r>
+        <w:t xml:space="preserve"> = </w:t>
+      </w:r>
+      <w:r>
+        <w:t>61379.63 s</w:t>
+      </w:r>
+      <w:r>
+        <w:t xml:space="preserve"> (</w:t>
+      </w:r>
+      <w:r>
+        <w:t xml:space="preserve">17.05 </w:t>
+      </w:r>
+      <w:r>
+        <w:t>h).</w:t>
       </w:r>
     </w:p>
     <w:p>
